--- a/Plot for å forstå datasettene/se_pa_strompriser.docx
+++ b/Plot for å forstå datasettene/se_pa_strompriser.docx
@@ -10,228 +10,13 @@
         <w:t xml:space="preserve">Plott for strompriser</w:t>
       </w:r>
     </w:p>
+    <w:bookmarkStart w:id="23" w:name="X43a57cae3765d07697c22546301aadbc1ef3c28"/>
     <w:p>
       <w:pPr>
-        <w:pStyle w:val="SourceCode"/>
+        <w:pStyle w:val="Heading2"/>
       </w:pPr>
       <w:r>
-        <w:rPr>
-          <w:rStyle w:val="CommentTok"/>
-        </w:rPr>
-        <w:t xml:space="preserve">#gjør det til et tidy format</w:t>
-      </w:r>
-      <w:r>
-        <w:br/>
-      </w:r>
-      <w:r>
-        <w:rPr>
-          <w:rStyle w:val="NormalTok"/>
-        </w:rPr>
-        <w:t xml:space="preserve">strom_norge </w:t>
-      </w:r>
-      <w:r>
-        <w:rPr>
-          <w:rStyle w:val="OtherTok"/>
-        </w:rPr>
-        <w:t xml:space="preserve">&lt;-</w:t>
-      </w:r>
-      <w:r>
-        <w:rPr>
-          <w:rStyle w:val="NormalTok"/>
-        </w:rPr>
-        <w:t xml:space="preserve"> </w:t>
-      </w:r>
-      <w:r>
-        <w:rPr>
-          <w:rStyle w:val="FunctionTok"/>
-        </w:rPr>
-        <w:t xml:space="preserve">readRDS</w:t>
-      </w:r>
-      <w:r>
-        <w:rPr>
-          <w:rStyle w:val="NormalTok"/>
-        </w:rPr>
-        <w:t xml:space="preserve">(</w:t>
-      </w:r>
-      <w:r>
-        <w:rPr>
-          <w:rStyle w:val="StringTok"/>
-        </w:rPr>
-        <w:t xml:space="preserve">"C:/Users/ragnh/OneDrive/Dokumenter/Termpaper_ECON3170_2026/Datasett/pris_total.rds"</w:t>
-      </w:r>
-      <w:r>
-        <w:rPr>
-          <w:rStyle w:val="NormalTok"/>
-        </w:rPr>
-        <w:t xml:space="preserve">)</w:t>
-      </w:r>
-      <w:r>
-        <w:rPr>
-          <w:rStyle w:val="SpecialCharTok"/>
-        </w:rPr>
-        <w:t xml:space="preserve">|&gt;</w:t>
-      </w:r>
-      <w:r>
-        <w:br/>
-      </w:r>
-      <w:r>
-        <w:rPr>
-          <w:rStyle w:val="NormalTok"/>
-        </w:rPr>
-        <w:t xml:space="preserve">  </w:t>
-      </w:r>
-      <w:r>
-        <w:rPr>
-          <w:rStyle w:val="FunctionTok"/>
-        </w:rPr>
-        <w:t xml:space="preserve">pivot_longer</w:t>
-      </w:r>
-      <w:r>
-        <w:rPr>
-          <w:rStyle w:val="NormalTok"/>
-        </w:rPr>
-        <w:t xml:space="preserve">(</w:t>
-      </w:r>
-      <w:r>
-        <w:rPr>
-          <w:rStyle w:val="AttributeTok"/>
-        </w:rPr>
-        <w:t xml:space="preserve">cols =</w:t>
-      </w:r>
-      <w:r>
-        <w:rPr>
-          <w:rStyle w:val="NormalTok"/>
-        </w:rPr>
-        <w:t xml:space="preserve"> </w:t>
-      </w:r>
-      <w:r>
-        <w:rPr>
-          <w:rStyle w:val="SpecialCharTok"/>
-        </w:rPr>
-        <w:t xml:space="preserve">-</w:t>
-      </w:r>
-      <w:r>
-        <w:rPr>
-          <w:rStyle w:val="NormalTok"/>
-        </w:rPr>
-        <w:t xml:space="preserve">datetime,</w:t>
-      </w:r>
-      <w:r>
-        <w:br/>
-      </w:r>
-      <w:r>
-        <w:rPr>
-          <w:rStyle w:val="NormalTok"/>
-        </w:rPr>
-        <w:t xml:space="preserve">               </w:t>
-      </w:r>
-      <w:r>
-        <w:rPr>
-          <w:rStyle w:val="AttributeTok"/>
-        </w:rPr>
-        <w:t xml:space="preserve">names_prefix =</w:t>
-      </w:r>
-      <w:r>
-        <w:rPr>
-          <w:rStyle w:val="NormalTok"/>
-        </w:rPr>
-        <w:t xml:space="preserve"> </w:t>
-      </w:r>
-      <w:r>
-        <w:rPr>
-          <w:rStyle w:val="StringTok"/>
-        </w:rPr>
-        <w:t xml:space="preserve">"pris_"</w:t>
-      </w:r>
-      <w:r>
-        <w:rPr>
-          <w:rStyle w:val="NormalTok"/>
-        </w:rPr>
-        <w:t xml:space="preserve">,</w:t>
-      </w:r>
-      <w:r>
-        <w:br/>
-      </w:r>
-      <w:r>
-        <w:rPr>
-          <w:rStyle w:val="NormalTok"/>
-        </w:rPr>
-        <w:t xml:space="preserve">               </w:t>
-      </w:r>
-      <w:r>
-        <w:rPr>
-          <w:rStyle w:val="AttributeTok"/>
-        </w:rPr>
-        <w:t xml:space="preserve">names_to =</w:t>
-      </w:r>
-      <w:r>
-        <w:rPr>
-          <w:rStyle w:val="NormalTok"/>
-        </w:rPr>
-        <w:t xml:space="preserve"> </w:t>
-      </w:r>
-      <w:r>
-        <w:rPr>
-          <w:rStyle w:val="StringTok"/>
-        </w:rPr>
-        <w:t xml:space="preserve">"prisomrade"</w:t>
-      </w:r>
-      <w:r>
-        <w:rPr>
-          <w:rStyle w:val="NormalTok"/>
-        </w:rPr>
-        <w:t xml:space="preserve">,</w:t>
-      </w:r>
-      <w:r>
-        <w:br/>
-      </w:r>
-      <w:r>
-        <w:rPr>
-          <w:rStyle w:val="NormalTok"/>
-        </w:rPr>
-        <w:t xml:space="preserve">               </w:t>
-      </w:r>
-      <w:r>
-        <w:rPr>
-          <w:rStyle w:val="AttributeTok"/>
-        </w:rPr>
-        <w:t xml:space="preserve">values_to =</w:t>
-      </w:r>
-      <w:r>
-        <w:rPr>
-          <w:rStyle w:val="NormalTok"/>
-        </w:rPr>
-        <w:t xml:space="preserve"> </w:t>
-      </w:r>
-      <w:r>
-        <w:rPr>
-          <w:rStyle w:val="StringTok"/>
-        </w:rPr>
-        <w:t xml:space="preserve">"pris"</w:t>
-      </w:r>
-      <w:r>
-        <w:rPr>
-          <w:rStyle w:val="NormalTok"/>
-        </w:rPr>
-        <w:t xml:space="preserve">) </w:t>
-      </w:r>
-      <w:r>
-        <w:br/>
-      </w:r>
-      <w:r>
-        <w:br/>
-      </w:r>
-      <w:r>
-        <w:rPr>
-          <w:rStyle w:val="FunctionTok"/>
-        </w:rPr>
-        <w:t xml:space="preserve">View</w:t>
-      </w:r>
-      <w:r>
-        <w:rPr>
-          <w:rStyle w:val="NormalTok"/>
-        </w:rPr>
-        <w:t xml:space="preserve">(strom_norge)</w:t>
+        <w:t xml:space="preserve">Henter du datasettene som er lagret på datamaskinen</w:t>
       </w:r>
     </w:p>
     <w:p>
@@ -242,6 +27,146 @@
         <w:rPr>
           <w:rStyle w:val="NormalTok"/>
         </w:rPr>
+        <w:t xml:space="preserve">strompriser_norge_wide </w:t>
+      </w:r>
+      <w:r>
+        <w:rPr>
+          <w:rStyle w:val="OtherTok"/>
+        </w:rPr>
+        <w:t xml:space="preserve">&lt;-</w:t>
+      </w:r>
+      <w:r>
+        <w:rPr>
+          <w:rStyle w:val="NormalTok"/>
+        </w:rPr>
+        <w:t xml:space="preserve"> </w:t>
+      </w:r>
+      <w:r>
+        <w:rPr>
+          <w:rStyle w:val="FunctionTok"/>
+        </w:rPr>
+        <w:t xml:space="preserve">readRDS</w:t>
+      </w:r>
+      <w:r>
+        <w:rPr>
+          <w:rStyle w:val="NormalTok"/>
+        </w:rPr>
+        <w:t xml:space="preserve">(</w:t>
+      </w:r>
+      <w:r>
+        <w:rPr>
+          <w:rStyle w:val="StringTok"/>
+        </w:rPr>
+        <w:t xml:space="preserve">"C:/Users/ragnh/OneDrive/Dokumenter/Termpaper_ECON3170_2026/Datasett/strompris_norge_wide.rds"</w:t>
+      </w:r>
+      <w:r>
+        <w:rPr>
+          <w:rStyle w:val="NormalTok"/>
+        </w:rPr>
+        <w:t xml:space="preserve">)</w:t>
+      </w:r>
+      <w:r>
+        <w:br/>
+      </w:r>
+      <w:r>
+        <w:br/>
+      </w:r>
+      <w:r>
+        <w:rPr>
+          <w:rStyle w:val="NormalTok"/>
+        </w:rPr>
+        <w:t xml:space="preserve">strompriser_norge_long </w:t>
+      </w:r>
+      <w:r>
+        <w:rPr>
+          <w:rStyle w:val="OtherTok"/>
+        </w:rPr>
+        <w:t xml:space="preserve">&lt;-</w:t>
+      </w:r>
+      <w:r>
+        <w:rPr>
+          <w:rStyle w:val="NormalTok"/>
+        </w:rPr>
+        <w:t xml:space="preserve"> </w:t>
+      </w:r>
+      <w:r>
+        <w:rPr>
+          <w:rStyle w:val="FunctionTok"/>
+        </w:rPr>
+        <w:t xml:space="preserve">readRDS</w:t>
+      </w:r>
+      <w:r>
+        <w:rPr>
+          <w:rStyle w:val="NormalTok"/>
+        </w:rPr>
+        <w:t xml:space="preserve">(</w:t>
+      </w:r>
+      <w:r>
+        <w:rPr>
+          <w:rStyle w:val="StringTok"/>
+        </w:rPr>
+        <w:t xml:space="preserve">"C:/Users/ragnh/OneDrive/Dokumenter/Termpaper_ECON3170_2026/Datasett/strompris_norge_long.rds"</w:t>
+      </w:r>
+      <w:r>
+        <w:rPr>
+          <w:rStyle w:val="NormalTok"/>
+        </w:rPr>
+        <w:t xml:space="preserve">)</w:t>
+      </w:r>
+      <w:r>
+        <w:br/>
+      </w:r>
+      <w:r>
+        <w:rPr>
+          <w:rStyle w:val="NormalTok"/>
+        </w:rPr>
+        <w:t xml:space="preserve">forventing_mot_forbruk </w:t>
+      </w:r>
+      <w:r>
+        <w:rPr>
+          <w:rStyle w:val="OtherTok"/>
+        </w:rPr>
+        <w:t xml:space="preserve">&lt;-</w:t>
+      </w:r>
+      <w:r>
+        <w:rPr>
+          <w:rStyle w:val="NormalTok"/>
+        </w:rPr>
+        <w:t xml:space="preserve"> </w:t>
+      </w:r>
+      <w:r>
+        <w:rPr>
+          <w:rStyle w:val="FunctionTok"/>
+        </w:rPr>
+        <w:t xml:space="preserve">readRDS</w:t>
+      </w:r>
+      <w:r>
+        <w:rPr>
+          <w:rStyle w:val="NormalTok"/>
+        </w:rPr>
+        <w:t xml:space="preserve">(</w:t>
+      </w:r>
+      <w:r>
+        <w:rPr>
+          <w:rStyle w:val="StringTok"/>
+        </w:rPr>
+        <w:t xml:space="preserve">"C:/Users/ragnh/OneDrive/Dokumenter/Termpaper_ECON3170_2026/Datasett/forventing_mot_forbruk_norge.rds"</w:t>
+      </w:r>
+      <w:r>
+        <w:rPr>
+          <w:rStyle w:val="NormalTok"/>
+        </w:rPr>
+        <w:t xml:space="preserve">)</w:t>
+      </w:r>
+    </w:p>
+    <w:p>
+      <w:pPr>
+        <w:pStyle w:val="SourceCode"/>
+      </w:pPr>
+      <w:r>
+        <w:rPr>
+          <w:rStyle w:val="NormalTok"/>
+        </w:rPr>
         <w:t xml:space="preserve">p1 </w:t>
       </w:r>
       <w:r>
@@ -254,7 +179,7 @@
         <w:rPr>
           <w:rStyle w:val="NormalTok"/>
         </w:rPr>
-        <w:t xml:space="preserve"> strom_norge </w:t>
+        <w:t xml:space="preserve"> strompriser_norge_long </w:t>
       </w:r>
       <w:r>
         <w:rPr>
@@ -415,435 +340,14 @@
         </w:drawing>
       </w:r>
     </w:p>
+    <w:bookmarkEnd w:id="23"/>
+    <w:bookmarkStart w:id="27" w:name="X7a5afe0068a2418d12675d3e16700a723fc14d8"/>
     <w:p>
       <w:pPr>
-        <w:pStyle w:val="SourceCode"/>
+        <w:pStyle w:val="Heading1"/>
       </w:pPr>
       <w:r>
-        <w:rPr>
-          <w:rStyle w:val="NormalTok"/>
-        </w:rPr>
-        <w:t xml:space="preserve">p2 </w:t>
-      </w:r>
-      <w:r>
-        <w:rPr>
-          <w:rStyle w:val="OtherTok"/>
-        </w:rPr>
-        <w:t xml:space="preserve">&lt;-</w:t>
-      </w:r>
-      <w:r>
-        <w:rPr>
-          <w:rStyle w:val="NormalTok"/>
-        </w:rPr>
-        <w:t xml:space="preserve"> strom_norge </w:t>
-      </w:r>
-      <w:r>
-        <w:rPr>
-          <w:rStyle w:val="SpecialCharTok"/>
-        </w:rPr>
-        <w:t xml:space="preserve">|&gt;</w:t>
-      </w:r>
-      <w:r>
-        <w:br/>
-      </w:r>
-      <w:r>
-        <w:rPr>
-          <w:rStyle w:val="NormalTok"/>
-        </w:rPr>
-        <w:t xml:space="preserve">  dplyr</w:t>
-      </w:r>
-      <w:r>
-        <w:rPr>
-          <w:rStyle w:val="SpecialCharTok"/>
-        </w:rPr>
-        <w:t xml:space="preserve">::</w:t>
-      </w:r>
-      <w:r>
-        <w:rPr>
-          <w:rStyle w:val="FunctionTok"/>
-        </w:rPr>
-        <w:t xml:space="preserve">filter</w:t>
-      </w:r>
-      <w:r>
-        <w:rPr>
-          <w:rStyle w:val="NormalTok"/>
-        </w:rPr>
-        <w:t xml:space="preserve">(prisomrade </w:t>
-      </w:r>
-      <w:r>
-        <w:rPr>
-          <w:rStyle w:val="SpecialCharTok"/>
-        </w:rPr>
-        <w:t xml:space="preserve">%in%</w:t>
-      </w:r>
-      <w:r>
-        <w:rPr>
-          <w:rStyle w:val="NormalTok"/>
-        </w:rPr>
-        <w:t xml:space="preserve"> </w:t>
-      </w:r>
-      <w:r>
-        <w:rPr>
-          <w:rStyle w:val="FunctionTok"/>
-        </w:rPr>
-        <w:t xml:space="preserve">c</w:t>
-      </w:r>
-      <w:r>
-        <w:rPr>
-          <w:rStyle w:val="NormalTok"/>
-        </w:rPr>
-        <w:t xml:space="preserve">(</w:t>
-      </w:r>
-      <w:r>
-        <w:rPr>
-          <w:rStyle w:val="StringTok"/>
-        </w:rPr>
-        <w:t xml:space="preserve">"NO4"</w:t>
-      </w:r>
-      <w:r>
-        <w:rPr>
-          <w:rStyle w:val="NormalTok"/>
-        </w:rPr>
-        <w:t xml:space="preserve">))</w:t>
-      </w:r>
-      <w:r>
-        <w:rPr>
-          <w:rStyle w:val="SpecialCharTok"/>
-        </w:rPr>
-        <w:t xml:space="preserve">|&gt;</w:t>
-      </w:r>
-      <w:r>
-        <w:br/>
-      </w:r>
-      <w:r>
-        <w:rPr>
-          <w:rStyle w:val="NormalTok"/>
-        </w:rPr>
-        <w:t xml:space="preserve">  </w:t>
-      </w:r>
-      <w:r>
-        <w:rPr>
-          <w:rStyle w:val="FunctionTok"/>
-        </w:rPr>
-        <w:t xml:space="preserve">mutate</w:t>
-      </w:r>
-      <w:r>
-        <w:rPr>
-          <w:rStyle w:val="NormalTok"/>
-        </w:rPr>
-        <w:t xml:space="preserve">(</w:t>
-      </w:r>
-      <w:r>
-        <w:rPr>
-          <w:rStyle w:val="AttributeTok"/>
-        </w:rPr>
-        <w:t xml:space="preserve">tid_pa_dagen =</w:t>
-      </w:r>
-      <w:r>
-        <w:rPr>
-          <w:rStyle w:val="NormalTok"/>
-        </w:rPr>
-        <w:t xml:space="preserve"> </w:t>
-      </w:r>
-      <w:r>
-        <w:rPr>
-          <w:rStyle w:val="FunctionTok"/>
-        </w:rPr>
-        <w:t xml:space="preserve">hour</w:t>
-      </w:r>
-      <w:r>
-        <w:rPr>
-          <w:rStyle w:val="NormalTok"/>
-        </w:rPr>
-        <w:t xml:space="preserve">(datetime),</w:t>
-      </w:r>
-      <w:r>
-        <w:rPr>
-          <w:rStyle w:val="AttributeTok"/>
-        </w:rPr>
-        <w:t xml:space="preserve">ar =</w:t>
-      </w:r>
-      <w:r>
-        <w:rPr>
-          <w:rStyle w:val="NormalTok"/>
-        </w:rPr>
-        <w:t xml:space="preserve"> </w:t>
-      </w:r>
-      <w:r>
-        <w:rPr>
-          <w:rStyle w:val="FunctionTok"/>
-        </w:rPr>
-        <w:t xml:space="preserve">as.factor</w:t>
-      </w:r>
-      <w:r>
-        <w:rPr>
-          <w:rStyle w:val="NormalTok"/>
-        </w:rPr>
-        <w:t xml:space="preserve">(</w:t>
-      </w:r>
-      <w:r>
-        <w:rPr>
-          <w:rStyle w:val="FunctionTok"/>
-        </w:rPr>
-        <w:t xml:space="preserve">year</w:t>
-      </w:r>
-      <w:r>
-        <w:rPr>
-          <w:rStyle w:val="NormalTok"/>
-        </w:rPr>
-        <w:t xml:space="preserve">(datetime)))</w:t>
-      </w:r>
-      <w:r>
-        <w:rPr>
-          <w:rStyle w:val="SpecialCharTok"/>
-        </w:rPr>
-        <w:t xml:space="preserve">|&gt;</w:t>
-      </w:r>
-      <w:r>
-        <w:br/>
-      </w:r>
-      <w:r>
-        <w:rPr>
-          <w:rStyle w:val="NormalTok"/>
-        </w:rPr>
-        <w:t xml:space="preserve"> </w:t>
-      </w:r>
-      <w:r>
-        <w:br/>
-      </w:r>
-      <w:r>
-        <w:rPr>
-          <w:rStyle w:val="NormalTok"/>
-        </w:rPr>
-        <w:t xml:space="preserve">  </w:t>
-      </w:r>
-      <w:r>
-        <w:rPr>
-          <w:rStyle w:val="FunctionTok"/>
-        </w:rPr>
-        <w:t xml:space="preserve">summarise</w:t>
-      </w:r>
-      <w:r>
-        <w:rPr>
-          <w:rStyle w:val="NormalTok"/>
-        </w:rPr>
-        <w:t xml:space="preserve">(</w:t>
-      </w:r>
-      <w:r>
-        <w:rPr>
-          <w:rStyle w:val="AttributeTok"/>
-        </w:rPr>
-        <w:t xml:space="preserve">strompris =</w:t>
-      </w:r>
-      <w:r>
-        <w:rPr>
-          <w:rStyle w:val="NormalTok"/>
-        </w:rPr>
-        <w:t xml:space="preserve"> </w:t>
-      </w:r>
-      <w:r>
-        <w:rPr>
-          <w:rStyle w:val="FunctionTok"/>
-        </w:rPr>
-        <w:t xml:space="preserve">mean</w:t>
-      </w:r>
-      <w:r>
-        <w:rPr>
-          <w:rStyle w:val="NormalTok"/>
-        </w:rPr>
-        <w:t xml:space="preserve">(pris, </w:t>
-      </w:r>
-      <w:r>
-        <w:rPr>
-          <w:rStyle w:val="AttributeTok"/>
-        </w:rPr>
-        <w:t xml:space="preserve">na.rm =</w:t>
-      </w:r>
-      <w:r>
-        <w:rPr>
-          <w:rStyle w:val="NormalTok"/>
-        </w:rPr>
-        <w:t xml:space="preserve"> </w:t>
-      </w:r>
-      <w:r>
-        <w:rPr>
-          <w:rStyle w:val="ConstantTok"/>
-        </w:rPr>
-        <w:t xml:space="preserve">TRUE</w:t>
-      </w:r>
-      <w:r>
-        <w:rPr>
-          <w:rStyle w:val="NormalTok"/>
-        </w:rPr>
-        <w:t xml:space="preserve">), </w:t>
-      </w:r>
-      <w:r>
-        <w:rPr>
-          <w:rStyle w:val="AttributeTok"/>
-        </w:rPr>
-        <w:t xml:space="preserve">.by =</w:t>
-      </w:r>
-      <w:r>
-        <w:rPr>
-          <w:rStyle w:val="NormalTok"/>
-        </w:rPr>
-        <w:t xml:space="preserve"> </w:t>
-      </w:r>
-      <w:r>
-        <w:rPr>
-          <w:rStyle w:val="FunctionTok"/>
-        </w:rPr>
-        <w:t xml:space="preserve">c</w:t>
-      </w:r>
-      <w:r>
-        <w:rPr>
-          <w:rStyle w:val="NormalTok"/>
-        </w:rPr>
-        <w:t xml:space="preserve">(tid_pa_dagen,ar))</w:t>
-      </w:r>
-      <w:r>
-        <w:rPr>
-          <w:rStyle w:val="SpecialCharTok"/>
-        </w:rPr>
-        <w:t xml:space="preserve">|&gt;</w:t>
-      </w:r>
-      <w:r>
-        <w:br/>
-      </w:r>
-      <w:r>
-        <w:rPr>
-          <w:rStyle w:val="NormalTok"/>
-        </w:rPr>
-        <w:t xml:space="preserve">  </w:t>
-      </w:r>
-      <w:r>
-        <w:rPr>
-          <w:rStyle w:val="FunctionTok"/>
-        </w:rPr>
-        <w:t xml:space="preserve">arrange</w:t>
-      </w:r>
-      <w:r>
-        <w:rPr>
-          <w:rStyle w:val="NormalTok"/>
-        </w:rPr>
-        <w:t xml:space="preserve">(tid_pa_dagen) </w:t>
-      </w:r>
-      <w:r>
-        <w:rPr>
-          <w:rStyle w:val="SpecialCharTok"/>
-        </w:rPr>
-        <w:t xml:space="preserve">|&gt;</w:t>
-      </w:r>
-      <w:r>
-        <w:br/>
-      </w:r>
-      <w:r>
-        <w:rPr>
-          <w:rStyle w:val="NormalTok"/>
-        </w:rPr>
-        <w:t xml:space="preserve">  </w:t>
-      </w:r>
-      <w:r>
-        <w:rPr>
-          <w:rStyle w:val="FunctionTok"/>
-        </w:rPr>
-        <w:t xml:space="preserve">ggplot</w:t>
-      </w:r>
-      <w:r>
-        <w:rPr>
-          <w:rStyle w:val="NormalTok"/>
-        </w:rPr>
-        <w:t xml:space="preserve">(</w:t>
-      </w:r>
-      <w:r>
-        <w:rPr>
-          <w:rStyle w:val="FunctionTok"/>
-        </w:rPr>
-        <w:t xml:space="preserve">aes</w:t>
-      </w:r>
-      <w:r>
-        <w:rPr>
-          <w:rStyle w:val="NormalTok"/>
-        </w:rPr>
-        <w:t xml:space="preserve">(</w:t>
-      </w:r>
-      <w:r>
-        <w:rPr>
-          <w:rStyle w:val="AttributeTok"/>
-        </w:rPr>
-        <w:t xml:space="preserve">x =</w:t>
-      </w:r>
-      <w:r>
-        <w:rPr>
-          <w:rStyle w:val="NormalTok"/>
-        </w:rPr>
-        <w:t xml:space="preserve"> tid_pa_dagen, </w:t>
-      </w:r>
-      <w:r>
-        <w:rPr>
-          <w:rStyle w:val="AttributeTok"/>
-        </w:rPr>
-        <w:t xml:space="preserve">y =</w:t>
-      </w:r>
-      <w:r>
-        <w:rPr>
-          <w:rStyle w:val="NormalTok"/>
-        </w:rPr>
-        <w:t xml:space="preserve"> strompris, </w:t>
-      </w:r>
-      <w:r>
-        <w:rPr>
-          <w:rStyle w:val="AttributeTok"/>
-        </w:rPr>
-        <w:t xml:space="preserve">color =</w:t>
-      </w:r>
-      <w:r>
-        <w:rPr>
-          <w:rStyle w:val="NormalTok"/>
-        </w:rPr>
-        <w:t xml:space="preserve"> ar)) </w:t>
-      </w:r>
-      <w:r>
-        <w:rPr>
-          <w:rStyle w:val="SpecialCharTok"/>
-        </w:rPr>
-        <w:t xml:space="preserve">+</w:t>
-      </w:r>
-      <w:r>
-        <w:br/>
-      </w:r>
-      <w:r>
-        <w:rPr>
-          <w:rStyle w:val="NormalTok"/>
-        </w:rPr>
-        <w:t xml:space="preserve">  </w:t>
-      </w:r>
-      <w:r>
-        <w:rPr>
-          <w:rStyle w:val="FunctionTok"/>
-        </w:rPr>
-        <w:t xml:space="preserve">geom_line</w:t>
-      </w:r>
-      <w:r>
-        <w:rPr>
-          <w:rStyle w:val="NormalTok"/>
-        </w:rPr>
-        <w:t xml:space="preserve">()</w:t>
-      </w:r>
-      <w:r>
-        <w:br/>
-      </w:r>
-      <w:r>
-        <w:br/>
-      </w:r>
-      <w:r>
-        <w:br/>
-      </w:r>
-      <w:r>
-        <w:rPr>
-          <w:rStyle w:val="NormalTok"/>
-        </w:rPr>
-        <w:t xml:space="preserve">p2</w:t>
+        <w:t xml:space="preserve">Kombinerer de to datasettene for forvenet strømforbruk, og markedsprisen på strøm</w:t>
       </w:r>
     </w:p>
     <w:p>
@@ -851,22 +355,1378 @@
         <w:pStyle w:val="FirstParagraph"/>
       </w:pPr>
       <w:r>
+        <w:t xml:space="preserve">For å finne sammenhenger mellom strømforbruk og strømpris, kombinerer vi de to datasettene til en tibble. Deretter lager vi et scatterplot, for å få et innblikk i eventuelle korrelasjoner.</w:t>
+      </w:r>
+    </w:p>
+    <w:p>
+      <w:pPr>
+        <w:pStyle w:val="SourceCode"/>
+      </w:pPr>
+      <w:r>
+        <w:rPr>
+          <w:rStyle w:val="NormalTok"/>
+        </w:rPr>
+        <w:t xml:space="preserve">strompriser_mot_forventing </w:t>
+      </w:r>
+      <w:r>
+        <w:rPr>
+          <w:rStyle w:val="OtherTok"/>
+        </w:rPr>
+        <w:t xml:space="preserve">&lt;-</w:t>
+      </w:r>
+      <w:r>
+        <w:rPr>
+          <w:rStyle w:val="NormalTok"/>
+        </w:rPr>
+        <w:t xml:space="preserve"> forventing_mot_forbruk </w:t>
+      </w:r>
+      <w:r>
+        <w:rPr>
+          <w:rStyle w:val="SpecialCharTok"/>
+        </w:rPr>
+        <w:t xml:space="preserve">|&gt;</w:t>
+      </w:r>
+      <w:r>
+        <w:br/>
+      </w:r>
+      <w:r>
+        <w:rPr>
+          <w:rStyle w:val="NormalTok"/>
+        </w:rPr>
+        <w:t xml:space="preserve">  </w:t>
+      </w:r>
+      <w:r>
+        <w:rPr>
+          <w:rStyle w:val="FunctionTok"/>
+        </w:rPr>
+        <w:t xml:space="preserve">left_join</w:t>
+      </w:r>
+      <w:r>
+        <w:rPr>
+          <w:rStyle w:val="NormalTok"/>
+        </w:rPr>
+        <w:t xml:space="preserve">(strompriser_norge_long, </w:t>
+      </w:r>
+      <w:r>
+        <w:rPr>
+          <w:rStyle w:val="AttributeTok"/>
+        </w:rPr>
+        <w:t xml:space="preserve">by =</w:t>
+      </w:r>
+      <w:r>
+        <w:rPr>
+          <w:rStyle w:val="NormalTok"/>
+        </w:rPr>
+        <w:t xml:space="preserve"> </w:t>
+      </w:r>
+      <w:r>
+        <w:rPr>
+          <w:rStyle w:val="FunctionTok"/>
+        </w:rPr>
+        <w:t xml:space="preserve">c</w:t>
+      </w:r>
+      <w:r>
+        <w:rPr>
+          <w:rStyle w:val="NormalTok"/>
+        </w:rPr>
+        <w:t xml:space="preserve">(</w:t>
+      </w:r>
+      <w:r>
+        <w:rPr>
+          <w:rStyle w:val="StringTok"/>
+        </w:rPr>
+        <w:t xml:space="preserve">"datetime"</w:t>
+      </w:r>
+      <w:r>
+        <w:rPr>
+          <w:rStyle w:val="NormalTok"/>
+        </w:rPr>
+        <w:t xml:space="preserve">, </w:t>
+      </w:r>
+      <w:r>
+        <w:rPr>
+          <w:rStyle w:val="StringTok"/>
+        </w:rPr>
+        <w:t xml:space="preserve">"prisomrade"</w:t>
+      </w:r>
+      <w:r>
+        <w:rPr>
+          <w:rStyle w:val="NormalTok"/>
+        </w:rPr>
+        <w:t xml:space="preserve">)) </w:t>
+      </w:r>
+    </w:p>
+    <w:p>
+      <w:pPr>
+        <w:pStyle w:val="FirstParagraph"/>
+      </w:pPr>
+      <w:r>
+        <w:t xml:space="preserve">Norge er delt inn i fem prisområder: NO1, NO2, NO3, NO4 og NO5. Prisområdene er geografiske områder der strømprisen kan være forskjellig som følge av blant annet forskjeller i produksjon, forbruk og kapasitet i strømnettet. Når det er begrenset kapasitet mellom to områder, kan det oppstå prisforskjeller mellom dem.</w:t>
+      </w:r>
+    </w:p>
+    <w:tbl xmlns:w="http://schemas.openxmlformats.org/wordprocessingml/2006/main" xmlns:r="http://schemas.openxmlformats.org/officeDocument/2006/relationships" xmlns:w14="http://schemas.microsoft.com/office/word/2010/wordml" xmlns:wp="http://schemas.openxmlformats.org/drawingml/2006/wordprocessingDrawing" xmlns:a="http://schemas.openxmlformats.org/drawingml/2006/main" xmlns:pic="http://schemas.openxmlformats.org/drawingml/2006/picture">
+      <w:tblPr>
+        <w:tblLayout w:type="fixed"/>
+        <w:jc w:val="center"/>
+        <w:tblLook w:firstRow="1" w:lastRow="0" w:firstColumn="0" w:lastColumn="0" w:noHBand="0" w:noVBand="1"/>
+      </w:tblPr>
+      <w:tblGrid>
+        <w:gridCol w:w="1440"/>
+        <w:gridCol w:w="2592"/>
+        <w:gridCol w:w="6480"/>
+      </w:tblGrid>
+      <w:tr>
+        <w:trPr>
+          <w:trHeight w:val="360" w:hRule="auto"/>
+          <w:tblHeader/>
+        </w:trPr>
+        <w:tc>
+          <w:tcPr>
+            <w:tcBorders>
+              <w:bottom w:val="single" w:sz="12" w:space="0" w:color="666666"/>
+              <w:top w:val="single" w:sz="12" w:space="0" w:color="666666"/>
+              <w:left w:val="none" w:sz="0" w:space="0" w:color="000000"/>
+              <w:right w:val="none" w:sz="0" w:space="0" w:color="000000"/>
+            </w:tcBorders>
+            <w:shd w:val="clear" w:color="auto" w:fill="FFFFFF"/>
+            <w:tcMar>
+              <w:top w:w="0" w:type="dxa"/>
+              <w:bottom w:w="0" w:type="dxa"/>
+              <w:left w:w="0" w:type="dxa"/>
+              <w:right w:w="0" w:type="dxa"/>
+            </w:tcMar>
+            <w:vAlign w:val="top"/>
+          </w:tcPr>
+          <w:p>
+            <w:pPr>
+              <w:jc w:val="left"/>
+              <w:pBdr>
+                <w:bottom w:val="none" w:sz="0" w:space="0" w:color="000000"/>
+                <w:top w:val="none" w:sz="0" w:space="0" w:color="000000"/>
+                <w:left w:val="none" w:sz="0" w:space="0" w:color="000000"/>
+                <w:right w:val="none" w:sz="0" w:space="0" w:color="000000"/>
+              </w:pBdr>
+              <w:spacing w:after="100" w:before="100" w:line="240"/>
+              <w:ind w:left="100" w:right="100" w:firstLine="0" w:firstLineChars="0"/>
+              <w:rPr>
+                <w:rFonts w:ascii="Arial" w:hAnsi="Arial" w:eastAsia="Arial" w:cs="Arial"/>
+                <w:i w:val="false"/>
+                <w:b w:val="false"/>
+                <w:u w:val="none"/>
+                <w:strike w:val="false"/>
+                <w:sz w:val="22"/>
+                <w:szCs w:val="22"/>
+                <w:color w:val="000000"/>
+              </w:rPr>
+            </w:pPr>
+            <w:r xmlns:w="http://schemas.openxmlformats.org/wordprocessingml/2006/main" xmlns:wp="http://schemas.openxmlformats.org/drawingml/2006/wordprocessingDrawing" xmlns:r="http://schemas.openxmlformats.org/officeDocument/2006/relationships" xmlns:w14="http://schemas.microsoft.com/office/word/2010/wordml">
+              <w:rPr>
+                <w:rFonts w:ascii="Arial" w:hAnsi="Arial" w:eastAsia="Arial" w:cs="Arial"/>
+                <w:i w:val="false"/>
+                <w:b w:val="false"/>
+                <w:u w:val="none"/>
+                <w:strike w:val="false"/>
+                <w:sz w:val="22"/>
+                <w:szCs w:val="22"/>
+                <w:color w:val="000000"/>
+              </w:rPr>
+              <w:t xml:space="preserve">Prisomrade</w:t>
+            </w:r>
+          </w:p>
+        </w:tc>
+        <w:tc>
+          <w:tcPr>
+            <w:tcBorders>
+              <w:bottom w:val="single" w:sz="12" w:space="0" w:color="666666"/>
+              <w:top w:val="single" w:sz="12" w:space="0" w:color="666666"/>
+              <w:left w:val="none" w:sz="0" w:space="0" w:color="000000"/>
+              <w:right w:val="none" w:sz="0" w:space="0" w:color="000000"/>
+            </w:tcBorders>
+            <w:shd w:val="clear" w:color="auto" w:fill="FFFFFF"/>
+            <w:tcMar>
+              <w:top w:w="0" w:type="dxa"/>
+              <w:bottom w:w="0" w:type="dxa"/>
+              <w:left w:w="0" w:type="dxa"/>
+              <w:right w:w="0" w:type="dxa"/>
+            </w:tcMar>
+            <w:vAlign w:val="top"/>
+          </w:tcPr>
+          <w:p>
+            <w:pPr>
+              <w:jc w:val="left"/>
+              <w:pBdr>
+                <w:bottom w:val="none" w:sz="0" w:space="0" w:color="000000"/>
+                <w:top w:val="none" w:sz="0" w:space="0" w:color="000000"/>
+                <w:left w:val="none" w:sz="0" w:space="0" w:color="000000"/>
+                <w:right w:val="none" w:sz="0" w:space="0" w:color="000000"/>
+              </w:pBdr>
+              <w:spacing w:after="100" w:before="100" w:line="240"/>
+              <w:ind w:left="100" w:right="100" w:firstLine="0" w:firstLineChars="0"/>
+              <w:rPr>
+                <w:rFonts w:ascii="Arial" w:hAnsi="Arial" w:eastAsia="Arial" w:cs="Arial"/>
+                <w:i w:val="false"/>
+                <w:b w:val="false"/>
+                <w:u w:val="none"/>
+                <w:strike w:val="false"/>
+                <w:sz w:val="22"/>
+                <w:szCs w:val="22"/>
+                <w:color w:val="000000"/>
+              </w:rPr>
+            </w:pPr>
+            <w:r xmlns:w="http://schemas.openxmlformats.org/wordprocessingml/2006/main" xmlns:wp="http://schemas.openxmlformats.org/drawingml/2006/wordprocessingDrawing" xmlns:r="http://schemas.openxmlformats.org/officeDocument/2006/relationships" xmlns:w14="http://schemas.microsoft.com/office/word/2010/wordml">
+              <w:rPr>
+                <w:rFonts w:ascii="Arial" w:hAnsi="Arial" w:eastAsia="Arial" w:cs="Arial"/>
+                <w:i w:val="false"/>
+                <w:b w:val="false"/>
+                <w:u w:val="none"/>
+                <w:strike w:val="false"/>
+                <w:sz w:val="22"/>
+                <w:szCs w:val="22"/>
+                <w:color w:val="000000"/>
+              </w:rPr>
+              <w:t xml:space="preserve">Geografisk omrade</w:t>
+            </w:r>
+          </w:p>
+        </w:tc>
+        <w:tc>
+          <w:tcPr>
+            <w:tcBorders>
+              <w:bottom w:val="single" w:sz="12" w:space="0" w:color="666666"/>
+              <w:top w:val="single" w:sz="12" w:space="0" w:color="666666"/>
+              <w:left w:val="none" w:sz="0" w:space="0" w:color="000000"/>
+              <w:right w:val="none" w:sz="0" w:space="0" w:color="000000"/>
+            </w:tcBorders>
+            <w:shd w:val="clear" w:color="auto" w:fill="FFFFFF"/>
+            <w:tcMar>
+              <w:top w:w="0" w:type="dxa"/>
+              <w:bottom w:w="0" w:type="dxa"/>
+              <w:left w:w="0" w:type="dxa"/>
+              <w:right w:w="0" w:type="dxa"/>
+            </w:tcMar>
+            <w:vAlign w:val="top"/>
+          </w:tcPr>
+          <w:p>
+            <w:pPr>
+              <w:jc w:val="left"/>
+              <w:pBdr>
+                <w:bottom w:val="none" w:sz="0" w:space="0" w:color="000000"/>
+                <w:top w:val="none" w:sz="0" w:space="0" w:color="000000"/>
+                <w:left w:val="none" w:sz="0" w:space="0" w:color="000000"/>
+                <w:right w:val="none" w:sz="0" w:space="0" w:color="000000"/>
+              </w:pBdr>
+              <w:spacing w:after="100" w:before="100" w:line="240"/>
+              <w:ind w:left="100" w:right="100" w:firstLine="0" w:firstLineChars="0"/>
+              <w:rPr>
+                <w:rFonts w:ascii="Arial" w:hAnsi="Arial" w:eastAsia="Arial" w:cs="Arial"/>
+                <w:i w:val="false"/>
+                <w:b w:val="false"/>
+                <w:u w:val="none"/>
+                <w:strike w:val="false"/>
+                <w:sz w:val="22"/>
+                <w:szCs w:val="22"/>
+                <w:color w:val="000000"/>
+              </w:rPr>
+            </w:pPr>
+            <w:r xmlns:w="http://schemas.openxmlformats.org/wordprocessingml/2006/main" xmlns:wp="http://schemas.openxmlformats.org/drawingml/2006/wordprocessingDrawing" xmlns:r="http://schemas.openxmlformats.org/officeDocument/2006/relationships" xmlns:w14="http://schemas.microsoft.com/office/word/2010/wordml">
+              <w:rPr>
+                <w:rFonts w:ascii="Arial" w:hAnsi="Arial" w:eastAsia="Arial" w:cs="Arial"/>
+                <w:i w:val="false"/>
+                <w:b w:val="false"/>
+                <w:u w:val="none"/>
+                <w:strike w:val="false"/>
+                <w:sz w:val="22"/>
+                <w:szCs w:val="22"/>
+                <w:color w:val="000000"/>
+              </w:rPr>
+              <w:t xml:space="preserve">Kjennetegn</w:t>
+            </w:r>
+          </w:p>
+        </w:tc>
+      </w:tr>
+      <w:tr>
+        <w:trPr>
+          <w:trHeight w:val="360" w:hRule="auto"/>
+        </w:trPr>
+        <w:tc>
+          <w:tcPr>
+            <w:tcBorders>
+              <w:bottom w:val="none" w:sz="0" w:space="0" w:color="000000"/>
+              <w:top w:val="single" w:sz="12" w:space="0" w:color="666666"/>
+              <w:left w:val="none" w:sz="0" w:space="0" w:color="000000"/>
+              <w:right w:val="none" w:sz="0" w:space="0" w:color="000000"/>
+            </w:tcBorders>
+            <w:shd w:val="clear" w:color="auto" w:fill="FFFFFF"/>
+            <w:tcMar>
+              <w:top w:w="0" w:type="dxa"/>
+              <w:bottom w:w="0" w:type="dxa"/>
+              <w:left w:w="0" w:type="dxa"/>
+              <w:right w:w="0" w:type="dxa"/>
+            </w:tcMar>
+            <w:vAlign w:val="top"/>
+          </w:tcPr>
+          <w:p>
+            <w:pPr>
+              <w:jc w:val="left"/>
+              <w:pBdr>
+                <w:bottom w:val="none" w:sz="0" w:space="0" w:color="000000"/>
+                <w:top w:val="none" w:sz="0" w:space="0" w:color="000000"/>
+                <w:left w:val="none" w:sz="0" w:space="0" w:color="000000"/>
+                <w:right w:val="none" w:sz="0" w:space="0" w:color="000000"/>
+              </w:pBdr>
+              <w:spacing w:after="100" w:before="100" w:line="240"/>
+              <w:ind w:left="100" w:right="100" w:firstLine="0" w:firstLineChars="0"/>
+              <w:rPr>
+                <w:rFonts w:ascii="Arial" w:hAnsi="Arial" w:eastAsia="Arial" w:cs="Arial"/>
+                <w:i w:val="false"/>
+                <w:b w:val="false"/>
+                <w:u w:val="none"/>
+                <w:strike w:val="false"/>
+                <w:sz w:val="22"/>
+                <w:szCs w:val="22"/>
+                <w:color w:val="000000"/>
+              </w:rPr>
+            </w:pPr>
+            <w:r xmlns:w="http://schemas.openxmlformats.org/wordprocessingml/2006/main" xmlns:wp="http://schemas.openxmlformats.org/drawingml/2006/wordprocessingDrawing" xmlns:r="http://schemas.openxmlformats.org/officeDocument/2006/relationships" xmlns:w14="http://schemas.microsoft.com/office/word/2010/wordml">
+              <w:rPr>
+                <w:rFonts w:ascii="Arial" w:hAnsi="Arial" w:eastAsia="Arial" w:cs="Arial"/>
+                <w:i w:val="false"/>
+                <w:b w:val="false"/>
+                <w:u w:val="none"/>
+                <w:strike w:val="false"/>
+                <w:sz w:val="22"/>
+                <w:szCs w:val="22"/>
+                <w:color w:val="000000"/>
+              </w:rPr>
+              <w:t xml:space="preserve">NO1</w:t>
+            </w:r>
+          </w:p>
+        </w:tc>
+        <w:tc>
+          <w:tcPr>
+            <w:tcBorders>
+              <w:bottom w:val="none" w:sz="0" w:space="0" w:color="000000"/>
+              <w:top w:val="single" w:sz="12" w:space="0" w:color="666666"/>
+              <w:left w:val="none" w:sz="0" w:space="0" w:color="000000"/>
+              <w:right w:val="none" w:sz="0" w:space="0" w:color="000000"/>
+            </w:tcBorders>
+            <w:shd w:val="clear" w:color="auto" w:fill="FFFFFF"/>
+            <w:tcMar>
+              <w:top w:w="0" w:type="dxa"/>
+              <w:bottom w:w="0" w:type="dxa"/>
+              <w:left w:w="0" w:type="dxa"/>
+              <w:right w:w="0" w:type="dxa"/>
+            </w:tcMar>
+            <w:vAlign w:val="top"/>
+          </w:tcPr>
+          <w:p>
+            <w:pPr>
+              <w:jc w:val="left"/>
+              <w:pBdr>
+                <w:bottom w:val="none" w:sz="0" w:space="0" w:color="000000"/>
+                <w:top w:val="none" w:sz="0" w:space="0" w:color="000000"/>
+                <w:left w:val="none" w:sz="0" w:space="0" w:color="000000"/>
+                <w:right w:val="none" w:sz="0" w:space="0" w:color="000000"/>
+              </w:pBdr>
+              <w:spacing w:after="100" w:before="100" w:line="240"/>
+              <w:ind w:left="100" w:right="100" w:firstLine="0" w:firstLineChars="0"/>
+              <w:rPr>
+                <w:rFonts w:ascii="Arial" w:hAnsi="Arial" w:eastAsia="Arial" w:cs="Arial"/>
+                <w:i w:val="false"/>
+                <w:b w:val="false"/>
+                <w:u w:val="none"/>
+                <w:strike w:val="false"/>
+                <w:sz w:val="22"/>
+                <w:szCs w:val="22"/>
+                <w:color w:val="000000"/>
+              </w:rPr>
+            </w:pPr>
+            <w:r xmlns:w="http://schemas.openxmlformats.org/wordprocessingml/2006/main" xmlns:wp="http://schemas.openxmlformats.org/drawingml/2006/wordprocessingDrawing" xmlns:r="http://schemas.openxmlformats.org/officeDocument/2006/relationships" xmlns:w14="http://schemas.microsoft.com/office/word/2010/wordml">
+              <w:rPr>
+                <w:rFonts w:ascii="Arial" w:hAnsi="Arial" w:eastAsia="Arial" w:cs="Arial"/>
+                <w:i w:val="false"/>
+                <w:b w:val="false"/>
+                <w:u w:val="none"/>
+                <w:strike w:val="false"/>
+                <w:sz w:val="22"/>
+                <w:szCs w:val="22"/>
+                <w:color w:val="000000"/>
+              </w:rPr>
+              <w:t xml:space="preserve">Ostlandet</w:t>
+            </w:r>
+          </w:p>
+        </w:tc>
+        <w:tc>
+          <w:tcPr>
+            <w:tcBorders>
+              <w:bottom w:val="none" w:sz="0" w:space="0" w:color="000000"/>
+              <w:top w:val="single" w:sz="12" w:space="0" w:color="666666"/>
+              <w:left w:val="none" w:sz="0" w:space="0" w:color="000000"/>
+              <w:right w:val="none" w:sz="0" w:space="0" w:color="000000"/>
+            </w:tcBorders>
+            <w:shd w:val="clear" w:color="auto" w:fill="FFFFFF"/>
+            <w:tcMar>
+              <w:top w:w="0" w:type="dxa"/>
+              <w:bottom w:w="0" w:type="dxa"/>
+              <w:left w:w="0" w:type="dxa"/>
+              <w:right w:w="0" w:type="dxa"/>
+            </w:tcMar>
+            <w:vAlign w:val="top"/>
+          </w:tcPr>
+          <w:p>
+            <w:pPr>
+              <w:jc w:val="left"/>
+              <w:pBdr>
+                <w:bottom w:val="none" w:sz="0" w:space="0" w:color="000000"/>
+                <w:top w:val="none" w:sz="0" w:space="0" w:color="000000"/>
+                <w:left w:val="none" w:sz="0" w:space="0" w:color="000000"/>
+                <w:right w:val="none" w:sz="0" w:space="0" w:color="000000"/>
+              </w:pBdr>
+              <w:spacing w:after="100" w:before="100" w:line="240"/>
+              <w:ind w:left="100" w:right="100" w:firstLine="0" w:firstLineChars="0"/>
+              <w:rPr>
+                <w:rFonts w:ascii="Arial" w:hAnsi="Arial" w:eastAsia="Arial" w:cs="Arial"/>
+                <w:i w:val="false"/>
+                <w:b w:val="false"/>
+                <w:u w:val="none"/>
+                <w:strike w:val="false"/>
+                <w:sz w:val="22"/>
+                <w:szCs w:val="22"/>
+                <w:color w:val="000000"/>
+              </w:rPr>
+            </w:pPr>
+            <w:r xmlns:w="http://schemas.openxmlformats.org/wordprocessingml/2006/main" xmlns:wp="http://schemas.openxmlformats.org/drawingml/2006/wordprocessingDrawing" xmlns:r="http://schemas.openxmlformats.org/officeDocument/2006/relationships" xmlns:w14="http://schemas.microsoft.com/office/word/2010/wordml">
+              <w:rPr>
+                <w:rFonts w:ascii="Arial" w:hAnsi="Arial" w:eastAsia="Arial" w:cs="Arial"/>
+                <w:i w:val="false"/>
+                <w:b w:val="false"/>
+                <w:u w:val="none"/>
+                <w:strike w:val="false"/>
+                <w:sz w:val="22"/>
+                <w:szCs w:val="22"/>
+                <w:color w:val="000000"/>
+              </w:rPr>
+              <w:t xml:space="preserve">Oslo-omradet. Hoyt forbruk og tett befolkning.</w:t>
+            </w:r>
+          </w:p>
+        </w:tc>
+      </w:tr>
+      <w:tr>
+        <w:trPr>
+          <w:trHeight w:val="360" w:hRule="auto"/>
+        </w:trPr>
+        <w:tc>
+          <w:tcPr>
+            <w:tcBorders>
+              <w:bottom w:val="none" w:sz="0" w:space="0" w:color="000000"/>
+              <w:top w:val="none" w:sz="0" w:space="0" w:color="000000"/>
+              <w:left w:val="none" w:sz="0" w:space="0" w:color="000000"/>
+              <w:right w:val="none" w:sz="0" w:space="0" w:color="000000"/>
+            </w:tcBorders>
+            <w:shd w:val="clear" w:color="auto" w:fill="FFFFFF"/>
+            <w:tcMar>
+              <w:top w:w="0" w:type="dxa"/>
+              <w:bottom w:w="0" w:type="dxa"/>
+              <w:left w:w="0" w:type="dxa"/>
+              <w:right w:w="0" w:type="dxa"/>
+            </w:tcMar>
+            <w:vAlign w:val="top"/>
+          </w:tcPr>
+          <w:p>
+            <w:pPr>
+              <w:jc w:val="left"/>
+              <w:pBdr>
+                <w:bottom w:val="none" w:sz="0" w:space="0" w:color="000000"/>
+                <w:top w:val="none" w:sz="0" w:space="0" w:color="000000"/>
+                <w:left w:val="none" w:sz="0" w:space="0" w:color="000000"/>
+                <w:right w:val="none" w:sz="0" w:space="0" w:color="000000"/>
+              </w:pBdr>
+              <w:spacing w:after="100" w:before="100" w:line="240"/>
+              <w:ind w:left="100" w:right="100" w:firstLine="0" w:firstLineChars="0"/>
+              <w:rPr>
+                <w:rFonts w:ascii="Arial" w:hAnsi="Arial" w:eastAsia="Arial" w:cs="Arial"/>
+                <w:i w:val="false"/>
+                <w:b w:val="false"/>
+                <w:u w:val="none"/>
+                <w:strike w:val="false"/>
+                <w:sz w:val="22"/>
+                <w:szCs w:val="22"/>
+                <w:color w:val="000000"/>
+              </w:rPr>
+            </w:pPr>
+            <w:r xmlns:w="http://schemas.openxmlformats.org/wordprocessingml/2006/main" xmlns:wp="http://schemas.openxmlformats.org/drawingml/2006/wordprocessingDrawing" xmlns:r="http://schemas.openxmlformats.org/officeDocument/2006/relationships" xmlns:w14="http://schemas.microsoft.com/office/word/2010/wordml">
+              <w:rPr>
+                <w:rFonts w:ascii="Arial" w:hAnsi="Arial" w:eastAsia="Arial" w:cs="Arial"/>
+                <w:i w:val="false"/>
+                <w:b w:val="false"/>
+                <w:u w:val="none"/>
+                <w:strike w:val="false"/>
+                <w:sz w:val="22"/>
+                <w:szCs w:val="22"/>
+                <w:color w:val="000000"/>
+              </w:rPr>
+              <w:t xml:space="preserve">NO2</w:t>
+            </w:r>
+          </w:p>
+        </w:tc>
+        <w:tc>
+          <w:tcPr>
+            <w:tcBorders>
+              <w:bottom w:val="none" w:sz="0" w:space="0" w:color="000000"/>
+              <w:top w:val="none" w:sz="0" w:space="0" w:color="000000"/>
+              <w:left w:val="none" w:sz="0" w:space="0" w:color="000000"/>
+              <w:right w:val="none" w:sz="0" w:space="0" w:color="000000"/>
+            </w:tcBorders>
+            <w:shd w:val="clear" w:color="auto" w:fill="FFFFFF"/>
+            <w:tcMar>
+              <w:top w:w="0" w:type="dxa"/>
+              <w:bottom w:w="0" w:type="dxa"/>
+              <w:left w:w="0" w:type="dxa"/>
+              <w:right w:w="0" w:type="dxa"/>
+            </w:tcMar>
+            <w:vAlign w:val="top"/>
+          </w:tcPr>
+          <w:p>
+            <w:pPr>
+              <w:jc w:val="left"/>
+              <w:pBdr>
+                <w:bottom w:val="none" w:sz="0" w:space="0" w:color="000000"/>
+                <w:top w:val="none" w:sz="0" w:space="0" w:color="000000"/>
+                <w:left w:val="none" w:sz="0" w:space="0" w:color="000000"/>
+                <w:right w:val="none" w:sz="0" w:space="0" w:color="000000"/>
+              </w:pBdr>
+              <w:spacing w:after="100" w:before="100" w:line="240"/>
+              <w:ind w:left="100" w:right="100" w:firstLine="0" w:firstLineChars="0"/>
+              <w:rPr>
+                <w:rFonts w:ascii="Arial" w:hAnsi="Arial" w:eastAsia="Arial" w:cs="Arial"/>
+                <w:i w:val="false"/>
+                <w:b w:val="false"/>
+                <w:u w:val="none"/>
+                <w:strike w:val="false"/>
+                <w:sz w:val="22"/>
+                <w:szCs w:val="22"/>
+                <w:color w:val="000000"/>
+              </w:rPr>
+            </w:pPr>
+            <w:r xmlns:w="http://schemas.openxmlformats.org/wordprocessingml/2006/main" xmlns:wp="http://schemas.openxmlformats.org/drawingml/2006/wordprocessingDrawing" xmlns:r="http://schemas.openxmlformats.org/officeDocument/2006/relationships" xmlns:w14="http://schemas.microsoft.com/office/word/2010/wordml">
+              <w:rPr>
+                <w:rFonts w:ascii="Arial" w:hAnsi="Arial" w:eastAsia="Arial" w:cs="Arial"/>
+                <w:i w:val="false"/>
+                <w:b w:val="false"/>
+                <w:u w:val="none"/>
+                <w:strike w:val="false"/>
+                <w:sz w:val="22"/>
+                <w:szCs w:val="22"/>
+                <w:color w:val="000000"/>
+              </w:rPr>
+              <w:t xml:space="preserve">Sorvestlandet</w:t>
+            </w:r>
+          </w:p>
+        </w:tc>
+        <w:tc>
+          <w:tcPr>
+            <w:tcBorders>
+              <w:bottom w:val="none" w:sz="0" w:space="0" w:color="000000"/>
+              <w:top w:val="none" w:sz="0" w:space="0" w:color="000000"/>
+              <w:left w:val="none" w:sz="0" w:space="0" w:color="000000"/>
+              <w:right w:val="none" w:sz="0" w:space="0" w:color="000000"/>
+            </w:tcBorders>
+            <w:shd w:val="clear" w:color="auto" w:fill="FFFFFF"/>
+            <w:tcMar>
+              <w:top w:w="0" w:type="dxa"/>
+              <w:bottom w:w="0" w:type="dxa"/>
+              <w:left w:w="0" w:type="dxa"/>
+              <w:right w:w="0" w:type="dxa"/>
+            </w:tcMar>
+            <w:vAlign w:val="top"/>
+          </w:tcPr>
+          <w:p>
+            <w:pPr>
+              <w:jc w:val="left"/>
+              <w:pBdr>
+                <w:bottom w:val="none" w:sz="0" w:space="0" w:color="000000"/>
+                <w:top w:val="none" w:sz="0" w:space="0" w:color="000000"/>
+                <w:left w:val="none" w:sz="0" w:space="0" w:color="000000"/>
+                <w:right w:val="none" w:sz="0" w:space="0" w:color="000000"/>
+              </w:pBdr>
+              <w:spacing w:after="100" w:before="100" w:line="240"/>
+              <w:ind w:left="100" w:right="100" w:firstLine="0" w:firstLineChars="0"/>
+              <w:rPr>
+                <w:rFonts w:ascii="Arial" w:hAnsi="Arial" w:eastAsia="Arial" w:cs="Arial"/>
+                <w:i w:val="false"/>
+                <w:b w:val="false"/>
+                <w:u w:val="none"/>
+                <w:strike w:val="false"/>
+                <w:sz w:val="22"/>
+                <w:szCs w:val="22"/>
+                <w:color w:val="000000"/>
+              </w:rPr>
+            </w:pPr>
+            <w:r xmlns:w="http://schemas.openxmlformats.org/wordprocessingml/2006/main" xmlns:wp="http://schemas.openxmlformats.org/drawingml/2006/wordprocessingDrawing" xmlns:r="http://schemas.openxmlformats.org/officeDocument/2006/relationships" xmlns:w14="http://schemas.microsoft.com/office/word/2010/wordml">
+              <w:rPr>
+                <w:rFonts w:ascii="Arial" w:hAnsi="Arial" w:eastAsia="Arial" w:cs="Arial"/>
+                <w:i w:val="false"/>
+                <w:b w:val="false"/>
+                <w:u w:val="none"/>
+                <w:strike w:val="false"/>
+                <w:sz w:val="22"/>
+                <w:szCs w:val="22"/>
+                <w:color w:val="000000"/>
+              </w:rPr>
+              <w:t xml:space="preserve">Agder og Rogaland. Mye vannkraft og sterke forbindelser til utlandet.</w:t>
+            </w:r>
+          </w:p>
+        </w:tc>
+      </w:tr>
+      <w:tr>
+        <w:trPr>
+          <w:trHeight w:val="360" w:hRule="auto"/>
+        </w:trPr>
+        <w:tc>
+          <w:tcPr>
+            <w:tcBorders>
+              <w:bottom w:val="none" w:sz="0" w:space="0" w:color="000000"/>
+              <w:top w:val="none" w:sz="0" w:space="0" w:color="000000"/>
+              <w:left w:val="none" w:sz="0" w:space="0" w:color="000000"/>
+              <w:right w:val="none" w:sz="0" w:space="0" w:color="000000"/>
+            </w:tcBorders>
+            <w:shd w:val="clear" w:color="auto" w:fill="FFFFFF"/>
+            <w:tcMar>
+              <w:top w:w="0" w:type="dxa"/>
+              <w:bottom w:w="0" w:type="dxa"/>
+              <w:left w:w="0" w:type="dxa"/>
+              <w:right w:w="0" w:type="dxa"/>
+            </w:tcMar>
+            <w:vAlign w:val="top"/>
+          </w:tcPr>
+          <w:p>
+            <w:pPr>
+              <w:jc w:val="left"/>
+              <w:pBdr>
+                <w:bottom w:val="none" w:sz="0" w:space="0" w:color="000000"/>
+                <w:top w:val="none" w:sz="0" w:space="0" w:color="000000"/>
+                <w:left w:val="none" w:sz="0" w:space="0" w:color="000000"/>
+                <w:right w:val="none" w:sz="0" w:space="0" w:color="000000"/>
+              </w:pBdr>
+              <w:spacing w:after="100" w:before="100" w:line="240"/>
+              <w:ind w:left="100" w:right="100" w:firstLine="0" w:firstLineChars="0"/>
+              <w:rPr>
+                <w:rFonts w:ascii="Arial" w:hAnsi="Arial" w:eastAsia="Arial" w:cs="Arial"/>
+                <w:i w:val="false"/>
+                <w:b w:val="false"/>
+                <w:u w:val="none"/>
+                <w:strike w:val="false"/>
+                <w:sz w:val="22"/>
+                <w:szCs w:val="22"/>
+                <w:color w:val="000000"/>
+              </w:rPr>
+            </w:pPr>
+            <w:r xmlns:w="http://schemas.openxmlformats.org/wordprocessingml/2006/main" xmlns:wp="http://schemas.openxmlformats.org/drawingml/2006/wordprocessingDrawing" xmlns:r="http://schemas.openxmlformats.org/officeDocument/2006/relationships" xmlns:w14="http://schemas.microsoft.com/office/word/2010/wordml">
+              <w:rPr>
+                <w:rFonts w:ascii="Arial" w:hAnsi="Arial" w:eastAsia="Arial" w:cs="Arial"/>
+                <w:i w:val="false"/>
+                <w:b w:val="false"/>
+                <w:u w:val="none"/>
+                <w:strike w:val="false"/>
+                <w:sz w:val="22"/>
+                <w:szCs w:val="22"/>
+                <w:color w:val="000000"/>
+              </w:rPr>
+              <w:t xml:space="preserve">NO3</w:t>
+            </w:r>
+          </w:p>
+        </w:tc>
+        <w:tc>
+          <w:tcPr>
+            <w:tcBorders>
+              <w:bottom w:val="none" w:sz="0" w:space="0" w:color="000000"/>
+              <w:top w:val="none" w:sz="0" w:space="0" w:color="000000"/>
+              <w:left w:val="none" w:sz="0" w:space="0" w:color="000000"/>
+              <w:right w:val="none" w:sz="0" w:space="0" w:color="000000"/>
+            </w:tcBorders>
+            <w:shd w:val="clear" w:color="auto" w:fill="FFFFFF"/>
+            <w:tcMar>
+              <w:top w:w="0" w:type="dxa"/>
+              <w:bottom w:w="0" w:type="dxa"/>
+              <w:left w:w="0" w:type="dxa"/>
+              <w:right w:w="0" w:type="dxa"/>
+            </w:tcMar>
+            <w:vAlign w:val="top"/>
+          </w:tcPr>
+          <w:p>
+            <w:pPr>
+              <w:jc w:val="left"/>
+              <w:pBdr>
+                <w:bottom w:val="none" w:sz="0" w:space="0" w:color="000000"/>
+                <w:top w:val="none" w:sz="0" w:space="0" w:color="000000"/>
+                <w:left w:val="none" w:sz="0" w:space="0" w:color="000000"/>
+                <w:right w:val="none" w:sz="0" w:space="0" w:color="000000"/>
+              </w:pBdr>
+              <w:spacing w:after="100" w:before="100" w:line="240"/>
+              <w:ind w:left="100" w:right="100" w:firstLine="0" w:firstLineChars="0"/>
+              <w:rPr>
+                <w:rFonts w:ascii="Arial" w:hAnsi="Arial" w:eastAsia="Arial" w:cs="Arial"/>
+                <w:i w:val="false"/>
+                <w:b w:val="false"/>
+                <w:u w:val="none"/>
+                <w:strike w:val="false"/>
+                <w:sz w:val="22"/>
+                <w:szCs w:val="22"/>
+                <w:color w:val="000000"/>
+              </w:rPr>
+            </w:pPr>
+            <w:r xmlns:w="http://schemas.openxmlformats.org/wordprocessingml/2006/main" xmlns:wp="http://schemas.openxmlformats.org/drawingml/2006/wordprocessingDrawing" xmlns:r="http://schemas.openxmlformats.org/officeDocument/2006/relationships" xmlns:w14="http://schemas.microsoft.com/office/word/2010/wordml">
+              <w:rPr>
+                <w:rFonts w:ascii="Arial" w:hAnsi="Arial" w:eastAsia="Arial" w:cs="Arial"/>
+                <w:i w:val="false"/>
+                <w:b w:val="false"/>
+                <w:u w:val="none"/>
+                <w:strike w:val="false"/>
+                <w:sz w:val="22"/>
+                <w:szCs w:val="22"/>
+                <w:color w:val="000000"/>
+              </w:rPr>
+              <w:t xml:space="preserve">Midt-Norge</w:t>
+            </w:r>
+          </w:p>
+        </w:tc>
+        <w:tc>
+          <w:tcPr>
+            <w:tcBorders>
+              <w:bottom w:val="none" w:sz="0" w:space="0" w:color="000000"/>
+              <w:top w:val="none" w:sz="0" w:space="0" w:color="000000"/>
+              <w:left w:val="none" w:sz="0" w:space="0" w:color="000000"/>
+              <w:right w:val="none" w:sz="0" w:space="0" w:color="000000"/>
+            </w:tcBorders>
+            <w:shd w:val="clear" w:color="auto" w:fill="FFFFFF"/>
+            <w:tcMar>
+              <w:top w:w="0" w:type="dxa"/>
+              <w:bottom w:w="0" w:type="dxa"/>
+              <w:left w:w="0" w:type="dxa"/>
+              <w:right w:w="0" w:type="dxa"/>
+            </w:tcMar>
+            <w:vAlign w:val="top"/>
+          </w:tcPr>
+          <w:p>
+            <w:pPr>
+              <w:jc w:val="left"/>
+              <w:pBdr>
+                <w:bottom w:val="none" w:sz="0" w:space="0" w:color="000000"/>
+                <w:top w:val="none" w:sz="0" w:space="0" w:color="000000"/>
+                <w:left w:val="none" w:sz="0" w:space="0" w:color="000000"/>
+                <w:right w:val="none" w:sz="0" w:space="0" w:color="000000"/>
+              </w:pBdr>
+              <w:spacing w:after="100" w:before="100" w:line="240"/>
+              <w:ind w:left="100" w:right="100" w:firstLine="0" w:firstLineChars="0"/>
+              <w:rPr>
+                <w:rFonts w:ascii="Arial" w:hAnsi="Arial" w:eastAsia="Arial" w:cs="Arial"/>
+                <w:i w:val="false"/>
+                <w:b w:val="false"/>
+                <w:u w:val="none"/>
+                <w:strike w:val="false"/>
+                <w:sz w:val="22"/>
+                <w:szCs w:val="22"/>
+                <w:color w:val="000000"/>
+              </w:rPr>
+            </w:pPr>
+            <w:r xmlns:w="http://schemas.openxmlformats.org/wordprocessingml/2006/main" xmlns:wp="http://schemas.openxmlformats.org/drawingml/2006/wordprocessingDrawing" xmlns:r="http://schemas.openxmlformats.org/officeDocument/2006/relationships" xmlns:w14="http://schemas.microsoft.com/office/word/2010/wordml">
+              <w:rPr>
+                <w:rFonts w:ascii="Arial" w:hAnsi="Arial" w:eastAsia="Arial" w:cs="Arial"/>
+                <w:i w:val="false"/>
+                <w:b w:val="false"/>
+                <w:u w:val="none"/>
+                <w:strike w:val="false"/>
+                <w:sz w:val="22"/>
+                <w:szCs w:val="22"/>
+                <w:color w:val="000000"/>
+              </w:rPr>
+              <w:t xml:space="preserve">Trondelag og More og Romsdal. Mye vannkraft, men kan ha begrenset overforingskapasitet mot sor.</w:t>
+            </w:r>
+          </w:p>
+        </w:tc>
+      </w:tr>
+      <w:tr>
+        <w:trPr>
+          <w:trHeight w:val="360" w:hRule="auto"/>
+        </w:trPr>
+        <w:tc>
+          <w:tcPr>
+            <w:tcBorders>
+              <w:bottom w:val="none" w:sz="0" w:space="0" w:color="000000"/>
+              <w:top w:val="none" w:sz="0" w:space="0" w:color="000000"/>
+              <w:left w:val="none" w:sz="0" w:space="0" w:color="000000"/>
+              <w:right w:val="none" w:sz="0" w:space="0" w:color="000000"/>
+            </w:tcBorders>
+            <w:shd w:val="clear" w:color="auto" w:fill="FFFFFF"/>
+            <w:tcMar>
+              <w:top w:w="0" w:type="dxa"/>
+              <w:bottom w:w="0" w:type="dxa"/>
+              <w:left w:w="0" w:type="dxa"/>
+              <w:right w:w="0" w:type="dxa"/>
+            </w:tcMar>
+            <w:vAlign w:val="top"/>
+          </w:tcPr>
+          <w:p>
+            <w:pPr>
+              <w:jc w:val="left"/>
+              <w:pBdr>
+                <w:bottom w:val="none" w:sz="0" w:space="0" w:color="000000"/>
+                <w:top w:val="none" w:sz="0" w:space="0" w:color="000000"/>
+                <w:left w:val="none" w:sz="0" w:space="0" w:color="000000"/>
+                <w:right w:val="none" w:sz="0" w:space="0" w:color="000000"/>
+              </w:pBdr>
+              <w:spacing w:after="100" w:before="100" w:line="240"/>
+              <w:ind w:left="100" w:right="100" w:firstLine="0" w:firstLineChars="0"/>
+              <w:rPr>
+                <w:rFonts w:ascii="Arial" w:hAnsi="Arial" w:eastAsia="Arial" w:cs="Arial"/>
+                <w:i w:val="false"/>
+                <w:b w:val="false"/>
+                <w:u w:val="none"/>
+                <w:strike w:val="false"/>
+                <w:sz w:val="22"/>
+                <w:szCs w:val="22"/>
+                <w:color w:val="000000"/>
+              </w:rPr>
+            </w:pPr>
+            <w:r xmlns:w="http://schemas.openxmlformats.org/wordprocessingml/2006/main" xmlns:wp="http://schemas.openxmlformats.org/drawingml/2006/wordprocessingDrawing" xmlns:r="http://schemas.openxmlformats.org/officeDocument/2006/relationships" xmlns:w14="http://schemas.microsoft.com/office/word/2010/wordml">
+              <w:rPr>
+                <w:rFonts w:ascii="Arial" w:hAnsi="Arial" w:eastAsia="Arial" w:cs="Arial"/>
+                <w:i w:val="false"/>
+                <w:b w:val="false"/>
+                <w:u w:val="none"/>
+                <w:strike w:val="false"/>
+                <w:sz w:val="22"/>
+                <w:szCs w:val="22"/>
+                <w:color w:val="000000"/>
+              </w:rPr>
+              <w:t xml:space="preserve">NO4</w:t>
+            </w:r>
+          </w:p>
+        </w:tc>
+        <w:tc>
+          <w:tcPr>
+            <w:tcBorders>
+              <w:bottom w:val="none" w:sz="0" w:space="0" w:color="000000"/>
+              <w:top w:val="none" w:sz="0" w:space="0" w:color="000000"/>
+              <w:left w:val="none" w:sz="0" w:space="0" w:color="000000"/>
+              <w:right w:val="none" w:sz="0" w:space="0" w:color="000000"/>
+            </w:tcBorders>
+            <w:shd w:val="clear" w:color="auto" w:fill="FFFFFF"/>
+            <w:tcMar>
+              <w:top w:w="0" w:type="dxa"/>
+              <w:bottom w:w="0" w:type="dxa"/>
+              <w:left w:w="0" w:type="dxa"/>
+              <w:right w:w="0" w:type="dxa"/>
+            </w:tcMar>
+            <w:vAlign w:val="top"/>
+          </w:tcPr>
+          <w:p>
+            <w:pPr>
+              <w:jc w:val="left"/>
+              <w:pBdr>
+                <w:bottom w:val="none" w:sz="0" w:space="0" w:color="000000"/>
+                <w:top w:val="none" w:sz="0" w:space="0" w:color="000000"/>
+                <w:left w:val="none" w:sz="0" w:space="0" w:color="000000"/>
+                <w:right w:val="none" w:sz="0" w:space="0" w:color="000000"/>
+              </w:pBdr>
+              <w:spacing w:after="100" w:before="100" w:line="240"/>
+              <w:ind w:left="100" w:right="100" w:firstLine="0" w:firstLineChars="0"/>
+              <w:rPr>
+                <w:rFonts w:ascii="Arial" w:hAnsi="Arial" w:eastAsia="Arial" w:cs="Arial"/>
+                <w:i w:val="false"/>
+                <w:b w:val="false"/>
+                <w:u w:val="none"/>
+                <w:strike w:val="false"/>
+                <w:sz w:val="22"/>
+                <w:szCs w:val="22"/>
+                <w:color w:val="000000"/>
+              </w:rPr>
+            </w:pPr>
+            <w:r xmlns:w="http://schemas.openxmlformats.org/wordprocessingml/2006/main" xmlns:wp="http://schemas.openxmlformats.org/drawingml/2006/wordprocessingDrawing" xmlns:r="http://schemas.openxmlformats.org/officeDocument/2006/relationships" xmlns:w14="http://schemas.microsoft.com/office/word/2010/wordml">
+              <w:rPr>
+                <w:rFonts w:ascii="Arial" w:hAnsi="Arial" w:eastAsia="Arial" w:cs="Arial"/>
+                <w:i w:val="false"/>
+                <w:b w:val="false"/>
+                <w:u w:val="none"/>
+                <w:strike w:val="false"/>
+                <w:sz w:val="22"/>
+                <w:szCs w:val="22"/>
+                <w:color w:val="000000"/>
+              </w:rPr>
+              <w:t xml:space="preserve">Nord-Norge</w:t>
+            </w:r>
+          </w:p>
+        </w:tc>
+        <w:tc>
+          <w:tcPr>
+            <w:tcBorders>
+              <w:bottom w:val="none" w:sz="0" w:space="0" w:color="000000"/>
+              <w:top w:val="none" w:sz="0" w:space="0" w:color="000000"/>
+              <w:left w:val="none" w:sz="0" w:space="0" w:color="000000"/>
+              <w:right w:val="none" w:sz="0" w:space="0" w:color="000000"/>
+            </w:tcBorders>
+            <w:shd w:val="clear" w:color="auto" w:fill="FFFFFF"/>
+            <w:tcMar>
+              <w:top w:w="0" w:type="dxa"/>
+              <w:bottom w:w="0" w:type="dxa"/>
+              <w:left w:w="0" w:type="dxa"/>
+              <w:right w:w="0" w:type="dxa"/>
+            </w:tcMar>
+            <w:vAlign w:val="top"/>
+          </w:tcPr>
+          <w:p>
+            <w:pPr>
+              <w:jc w:val="left"/>
+              <w:pBdr>
+                <w:bottom w:val="none" w:sz="0" w:space="0" w:color="000000"/>
+                <w:top w:val="none" w:sz="0" w:space="0" w:color="000000"/>
+                <w:left w:val="none" w:sz="0" w:space="0" w:color="000000"/>
+                <w:right w:val="none" w:sz="0" w:space="0" w:color="000000"/>
+              </w:pBdr>
+              <w:spacing w:after="100" w:before="100" w:line="240"/>
+              <w:ind w:left="100" w:right="100" w:firstLine="0" w:firstLineChars="0"/>
+              <w:rPr>
+                <w:rFonts w:ascii="Arial" w:hAnsi="Arial" w:eastAsia="Arial" w:cs="Arial"/>
+                <w:i w:val="false"/>
+                <w:b w:val="false"/>
+                <w:u w:val="none"/>
+                <w:strike w:val="false"/>
+                <w:sz w:val="22"/>
+                <w:szCs w:val="22"/>
+                <w:color w:val="000000"/>
+              </w:rPr>
+            </w:pPr>
+            <w:r xmlns:w="http://schemas.openxmlformats.org/wordprocessingml/2006/main" xmlns:wp="http://schemas.openxmlformats.org/drawingml/2006/wordprocessingDrawing" xmlns:r="http://schemas.openxmlformats.org/officeDocument/2006/relationships" xmlns:w14="http://schemas.microsoft.com/office/word/2010/wordml">
+              <w:rPr>
+                <w:rFonts w:ascii="Arial" w:hAnsi="Arial" w:eastAsia="Arial" w:cs="Arial"/>
+                <w:i w:val="false"/>
+                <w:b w:val="false"/>
+                <w:u w:val="none"/>
+                <w:strike w:val="false"/>
+                <w:sz w:val="22"/>
+                <w:szCs w:val="22"/>
+                <w:color w:val="000000"/>
+              </w:rPr>
+              <w:t xml:space="preserve">Nordland, Troms og Finnmark. Mye vannkraft og relativt lavt forbruk.</w:t>
+            </w:r>
+          </w:p>
+        </w:tc>
+      </w:tr>
+      <w:tr>
+        <w:trPr>
+          <w:trHeight w:val="360" w:hRule="auto"/>
+        </w:trPr>
+        <w:tc>
+          <w:tcPr>
+            <w:tcBorders>
+              <w:bottom w:val="single" w:sz="12" w:space="0" w:color="666666"/>
+              <w:top w:val="none" w:sz="0" w:space="0" w:color="000000"/>
+              <w:left w:val="none" w:sz="0" w:space="0" w:color="000000"/>
+              <w:right w:val="none" w:sz="0" w:space="0" w:color="000000"/>
+            </w:tcBorders>
+            <w:shd w:val="clear" w:color="auto" w:fill="FFFFFF"/>
+            <w:tcMar>
+              <w:top w:w="0" w:type="dxa"/>
+              <w:bottom w:w="0" w:type="dxa"/>
+              <w:left w:w="0" w:type="dxa"/>
+              <w:right w:w="0" w:type="dxa"/>
+            </w:tcMar>
+            <w:vAlign w:val="top"/>
+          </w:tcPr>
+          <w:p>
+            <w:pPr>
+              <w:jc w:val="left"/>
+              <w:pBdr>
+                <w:bottom w:val="none" w:sz="0" w:space="0" w:color="000000"/>
+                <w:top w:val="none" w:sz="0" w:space="0" w:color="000000"/>
+                <w:left w:val="none" w:sz="0" w:space="0" w:color="000000"/>
+                <w:right w:val="none" w:sz="0" w:space="0" w:color="000000"/>
+              </w:pBdr>
+              <w:spacing w:after="100" w:before="100" w:line="240"/>
+              <w:ind w:left="100" w:right="100" w:firstLine="0" w:firstLineChars="0"/>
+              <w:rPr>
+                <w:rFonts w:ascii="Arial" w:hAnsi="Arial" w:eastAsia="Arial" w:cs="Arial"/>
+                <w:i w:val="false"/>
+                <w:b w:val="false"/>
+                <w:u w:val="none"/>
+                <w:strike w:val="false"/>
+                <w:sz w:val="22"/>
+                <w:szCs w:val="22"/>
+                <w:color w:val="000000"/>
+              </w:rPr>
+            </w:pPr>
+            <w:r xmlns:w="http://schemas.openxmlformats.org/wordprocessingml/2006/main" xmlns:wp="http://schemas.openxmlformats.org/drawingml/2006/wordprocessingDrawing" xmlns:r="http://schemas.openxmlformats.org/officeDocument/2006/relationships" xmlns:w14="http://schemas.microsoft.com/office/word/2010/wordml">
+              <w:rPr>
+                <w:rFonts w:ascii="Arial" w:hAnsi="Arial" w:eastAsia="Arial" w:cs="Arial"/>
+                <w:i w:val="false"/>
+                <w:b w:val="false"/>
+                <w:u w:val="none"/>
+                <w:strike w:val="false"/>
+                <w:sz w:val="22"/>
+                <w:szCs w:val="22"/>
+                <w:color w:val="000000"/>
+              </w:rPr>
+              <w:t xml:space="preserve">NO5</w:t>
+            </w:r>
+          </w:p>
+        </w:tc>
+        <w:tc>
+          <w:tcPr>
+            <w:tcBorders>
+              <w:bottom w:val="single" w:sz="12" w:space="0" w:color="666666"/>
+              <w:top w:val="none" w:sz="0" w:space="0" w:color="000000"/>
+              <w:left w:val="none" w:sz="0" w:space="0" w:color="000000"/>
+              <w:right w:val="none" w:sz="0" w:space="0" w:color="000000"/>
+            </w:tcBorders>
+            <w:shd w:val="clear" w:color="auto" w:fill="FFFFFF"/>
+            <w:tcMar>
+              <w:top w:w="0" w:type="dxa"/>
+              <w:bottom w:w="0" w:type="dxa"/>
+              <w:left w:w="0" w:type="dxa"/>
+              <w:right w:w="0" w:type="dxa"/>
+            </w:tcMar>
+            <w:vAlign w:val="top"/>
+          </w:tcPr>
+          <w:p>
+            <w:pPr>
+              <w:jc w:val="left"/>
+              <w:pBdr>
+                <w:bottom w:val="none" w:sz="0" w:space="0" w:color="000000"/>
+                <w:top w:val="none" w:sz="0" w:space="0" w:color="000000"/>
+                <w:left w:val="none" w:sz="0" w:space="0" w:color="000000"/>
+                <w:right w:val="none" w:sz="0" w:space="0" w:color="000000"/>
+              </w:pBdr>
+              <w:spacing w:after="100" w:before="100" w:line="240"/>
+              <w:ind w:left="100" w:right="100" w:firstLine="0" w:firstLineChars="0"/>
+              <w:rPr>
+                <w:rFonts w:ascii="Arial" w:hAnsi="Arial" w:eastAsia="Arial" w:cs="Arial"/>
+                <w:i w:val="false"/>
+                <w:b w:val="false"/>
+                <w:u w:val="none"/>
+                <w:strike w:val="false"/>
+                <w:sz w:val="22"/>
+                <w:szCs w:val="22"/>
+                <w:color w:val="000000"/>
+              </w:rPr>
+            </w:pPr>
+            <w:r xmlns:w="http://schemas.openxmlformats.org/wordprocessingml/2006/main" xmlns:wp="http://schemas.openxmlformats.org/drawingml/2006/wordprocessingDrawing" xmlns:r="http://schemas.openxmlformats.org/officeDocument/2006/relationships" xmlns:w14="http://schemas.microsoft.com/office/word/2010/wordml">
+              <w:rPr>
+                <w:rFonts w:ascii="Arial" w:hAnsi="Arial" w:eastAsia="Arial" w:cs="Arial"/>
+                <w:i w:val="false"/>
+                <w:b w:val="false"/>
+                <w:u w:val="none"/>
+                <w:strike w:val="false"/>
+                <w:sz w:val="22"/>
+                <w:szCs w:val="22"/>
+                <w:color w:val="000000"/>
+              </w:rPr>
+              <w:t xml:space="preserve">Vestlandet</w:t>
+            </w:r>
+          </w:p>
+        </w:tc>
+        <w:tc>
+          <w:tcPr>
+            <w:tcBorders>
+              <w:bottom w:val="single" w:sz="12" w:space="0" w:color="666666"/>
+              <w:top w:val="none" w:sz="0" w:space="0" w:color="000000"/>
+              <w:left w:val="none" w:sz="0" w:space="0" w:color="000000"/>
+              <w:right w:val="none" w:sz="0" w:space="0" w:color="000000"/>
+            </w:tcBorders>
+            <w:shd w:val="clear" w:color="auto" w:fill="FFFFFF"/>
+            <w:tcMar>
+              <w:top w:w="0" w:type="dxa"/>
+              <w:bottom w:w="0" w:type="dxa"/>
+              <w:left w:w="0" w:type="dxa"/>
+              <w:right w:w="0" w:type="dxa"/>
+            </w:tcMar>
+            <w:vAlign w:val="top"/>
+          </w:tcPr>
+          <w:p>
+            <w:pPr>
+              <w:jc w:val="left"/>
+              <w:pBdr>
+                <w:bottom w:val="none" w:sz="0" w:space="0" w:color="000000"/>
+                <w:top w:val="none" w:sz="0" w:space="0" w:color="000000"/>
+                <w:left w:val="none" w:sz="0" w:space="0" w:color="000000"/>
+                <w:right w:val="none" w:sz="0" w:space="0" w:color="000000"/>
+              </w:pBdr>
+              <w:spacing w:after="100" w:before="100" w:line="240"/>
+              <w:ind w:left="100" w:right="100" w:firstLine="0" w:firstLineChars="0"/>
+              <w:rPr>
+                <w:rFonts w:ascii="Arial" w:hAnsi="Arial" w:eastAsia="Arial" w:cs="Arial"/>
+                <w:i w:val="false"/>
+                <w:b w:val="false"/>
+                <w:u w:val="none"/>
+                <w:strike w:val="false"/>
+                <w:sz w:val="22"/>
+                <w:szCs w:val="22"/>
+                <w:color w:val="000000"/>
+              </w:rPr>
+            </w:pPr>
+            <w:r xmlns:w="http://schemas.openxmlformats.org/wordprocessingml/2006/main" xmlns:wp="http://schemas.openxmlformats.org/drawingml/2006/wordprocessingDrawing" xmlns:r="http://schemas.openxmlformats.org/officeDocument/2006/relationships" xmlns:w14="http://schemas.microsoft.com/office/word/2010/wordml">
+              <w:rPr>
+                <w:rFonts w:ascii="Arial" w:hAnsi="Arial" w:eastAsia="Arial" w:cs="Arial"/>
+                <w:i w:val="false"/>
+                <w:b w:val="false"/>
+                <w:u w:val="none"/>
+                <w:strike w:val="false"/>
+                <w:sz w:val="22"/>
+                <w:szCs w:val="22"/>
+                <w:color w:val="000000"/>
+              </w:rPr>
+              <w:t xml:space="preserve">Vestland og omradet rundt Bergen. Mye vannkraft og store variasjoner i produksjon.</w:t>
+            </w:r>
+          </w:p>
+        </w:tc>
+      </w:tr>
+    </w:tbl>
+    <w:p>
+      <w:pPr>
+        <w:pStyle w:val="SourceCode"/>
+      </w:pPr>
+      <w:r>
+        <w:rPr>
+          <w:rStyle w:val="NormalTok"/>
+        </w:rPr>
+        <w:t xml:space="preserve">scatter_plot </w:t>
+      </w:r>
+      <w:r>
+        <w:rPr>
+          <w:rStyle w:val="OtherTok"/>
+        </w:rPr>
+        <w:t xml:space="preserve">&lt;-</w:t>
+      </w:r>
+      <w:r>
+        <w:rPr>
+          <w:rStyle w:val="NormalTok"/>
+        </w:rPr>
+        <w:t xml:space="preserve"> strompriser_mot_forventing </w:t>
+      </w:r>
+      <w:r>
+        <w:rPr>
+          <w:rStyle w:val="SpecialCharTok"/>
+        </w:rPr>
+        <w:t xml:space="preserve">|&gt;</w:t>
+      </w:r>
+      <w:r>
+        <w:br/>
+      </w:r>
+      <w:r>
+        <w:rPr>
+          <w:rStyle w:val="NormalTok"/>
+        </w:rPr>
+        <w:t xml:space="preserve">  </w:t>
+      </w:r>
+      <w:r>
+        <w:rPr>
+          <w:rStyle w:val="FunctionTok"/>
+        </w:rPr>
+        <w:t xml:space="preserve">filter</w:t>
+      </w:r>
+      <w:r>
+        <w:rPr>
+          <w:rStyle w:val="NormalTok"/>
+        </w:rPr>
+        <w:t xml:space="preserve">(</w:t>
+      </w:r>
+      <w:r>
+        <w:rPr>
+          <w:rStyle w:val="FunctionTok"/>
+        </w:rPr>
+        <w:t xml:space="preserve">hour</w:t>
+      </w:r>
+      <w:r>
+        <w:rPr>
+          <w:rStyle w:val="NormalTok"/>
+        </w:rPr>
+        <w:t xml:space="preserve">(datetime) </w:t>
+      </w:r>
+      <w:r>
+        <w:rPr>
+          <w:rStyle w:val="SpecialCharTok"/>
+        </w:rPr>
+        <w:t xml:space="preserve">%in%</w:t>
+      </w:r>
+      <w:r>
+        <w:rPr>
+          <w:rStyle w:val="NormalTok"/>
+        </w:rPr>
+        <w:t xml:space="preserve"> </w:t>
+      </w:r>
+      <w:r>
+        <w:rPr>
+          <w:rStyle w:val="DecValTok"/>
+        </w:rPr>
+        <w:t xml:space="preserve">8</w:t>
+      </w:r>
+      <w:r>
+        <w:rPr>
+          <w:rStyle w:val="SpecialCharTok"/>
+        </w:rPr>
+        <w:t xml:space="preserve">:</w:t>
+      </w:r>
+      <w:r>
+        <w:rPr>
+          <w:rStyle w:val="DecValTok"/>
+        </w:rPr>
+        <w:t xml:space="preserve">16</w:t>
+      </w:r>
+      <w:r>
+        <w:rPr>
+          <w:rStyle w:val="NormalTok"/>
+        </w:rPr>
+        <w:t xml:space="preserve">)</w:t>
+      </w:r>
+      <w:r>
+        <w:rPr>
+          <w:rStyle w:val="SpecialCharTok"/>
+        </w:rPr>
+        <w:t xml:space="preserve">|&gt;</w:t>
+      </w:r>
+      <w:r>
+        <w:br/>
+      </w:r>
+      <w:r>
+        <w:rPr>
+          <w:rStyle w:val="NormalTok"/>
+        </w:rPr>
+        <w:t xml:space="preserve">  </w:t>
+      </w:r>
+      <w:r>
+        <w:rPr>
+          <w:rStyle w:val="FunctionTok"/>
+        </w:rPr>
+        <w:t xml:space="preserve">ggplot</w:t>
+      </w:r>
+      <w:r>
+        <w:rPr>
+          <w:rStyle w:val="NormalTok"/>
+        </w:rPr>
+        <w:t xml:space="preserve">(</w:t>
+      </w:r>
+      <w:r>
+        <w:rPr>
+          <w:rStyle w:val="FunctionTok"/>
+        </w:rPr>
+        <w:t xml:space="preserve">aes</w:t>
+      </w:r>
+      <w:r>
+        <w:rPr>
+          <w:rStyle w:val="NormalTok"/>
+        </w:rPr>
+        <w:t xml:space="preserve">(</w:t>
+      </w:r>
+      <w:r>
+        <w:rPr>
+          <w:rStyle w:val="AttributeTok"/>
+        </w:rPr>
+        <w:t xml:space="preserve">x =</w:t>
+      </w:r>
+      <w:r>
+        <w:rPr>
+          <w:rStyle w:val="NormalTok"/>
+        </w:rPr>
+        <w:t xml:space="preserve"> faktisk_forbruk_MW, </w:t>
+      </w:r>
+      <w:r>
+        <w:rPr>
+          <w:rStyle w:val="AttributeTok"/>
+        </w:rPr>
+        <w:t xml:space="preserve">y =</w:t>
+      </w:r>
+      <w:r>
+        <w:rPr>
+          <w:rStyle w:val="NormalTok"/>
+        </w:rPr>
+        <w:t xml:space="preserve"> pris,</w:t>
+      </w:r>
+      <w:r>
+        <w:rPr>
+          <w:rStyle w:val="AttributeTok"/>
+        </w:rPr>
+        <w:t xml:space="preserve">color =</w:t>
+      </w:r>
+      <w:r>
+        <w:rPr>
+          <w:rStyle w:val="NormalTok"/>
+        </w:rPr>
+        <w:t xml:space="preserve"> prisomrade)) </w:t>
+      </w:r>
+      <w:r>
+        <w:rPr>
+          <w:rStyle w:val="SpecialCharTok"/>
+        </w:rPr>
+        <w:t xml:space="preserve">+</w:t>
+      </w:r>
+      <w:r>
+        <w:rPr>
+          <w:rStyle w:val="NormalTok"/>
+        </w:rPr>
+        <w:t xml:space="preserve"> </w:t>
+      </w:r>
+      <w:r>
+        <w:br/>
+      </w:r>
+      <w:r>
+        <w:rPr>
+          <w:rStyle w:val="NormalTok"/>
+        </w:rPr>
+        <w:t xml:space="preserve">  </w:t>
+      </w:r>
+      <w:r>
+        <w:br/>
+      </w:r>
+      <w:r>
+        <w:rPr>
+          <w:rStyle w:val="NormalTok"/>
+        </w:rPr>
+        <w:t xml:space="preserve">  </w:t>
+      </w:r>
+      <w:r>
+        <w:rPr>
+          <w:rStyle w:val="FunctionTok"/>
+        </w:rPr>
+        <w:t xml:space="preserve">geom_point</w:t>
+      </w:r>
+      <w:r>
+        <w:rPr>
+          <w:rStyle w:val="NormalTok"/>
+        </w:rPr>
+        <w:t xml:space="preserve">()</w:t>
+      </w:r>
+      <w:r>
+        <w:br/>
+      </w:r>
+      <w:r>
+        <w:br/>
+      </w:r>
+      <w:r>
+        <w:rPr>
+          <w:rStyle w:val="NormalTok"/>
+        </w:rPr>
+        <w:t xml:space="preserve">scatter_plot</w:t>
+      </w:r>
+    </w:p>
+    <w:p>
+      <w:pPr>
+        <w:pStyle w:val="FirstParagraph"/>
+      </w:pPr>
+      <w:r>
         <w:drawing>
           <wp:inline>
             <wp:extent cx="4620126" cy="3696101"/>
             <wp:effectExtent b="0" l="0" r="0" t="0"/>
-            <wp:docPr descr="" title="" id="24" name="Picture"/>
+            <wp:docPr descr="" title="" id="25" name="Picture"/>
             <a:graphic>
               <a:graphicData uri="http://schemas.openxmlformats.org/drawingml/2006/picture">
                 <pic:pic>
                   <pic:nvPicPr>
-                    <pic:cNvPr descr="se_pa_strompriser_files/figure-docx/unnamed-chunk-4-1.png" id="25" name="Picture"/>
+                    <pic:cNvPr descr="se_pa_strompriser_files/figure-docx/unnamed-chunk-6-1.png" id="26" name="Picture"/>
                     <pic:cNvPicPr>
                       <a:picLocks noChangeArrowheads="1" noChangeAspect="1"/>
                     </pic:cNvPicPr>
                   </pic:nvPicPr>
                   <pic:blipFill>
-                    <a:blip r:embed="rId23"/>
+                    <a:blip r:embed="rId24"/>
                     <a:stretch>
                       <a:fillRect/>
                     </a:stretch>
@@ -898,9 +1758,46 @@
         <w:pStyle w:val="BodyText"/>
       </w:pPr>
       <w:r>
-        <w:t xml:space="preserve">Nå har flere kommet tilbake på kontoret, slik at strømprisen midt på dagen går ned. Når vi var hjemme hele dagen, var det et relativt konstant forbruk av strøm gjennom hele vår våkne tilstand.</w:t>
+        <w:t xml:space="preserve">Av plottet ser vi at strømforbruket holder seg relativt stabilt selv om markedsprisen varierer. Dette er særlig tydelig i prisområdene NO4 og NO5. I mikroøkonomi lærer vi at etterspørselen etter strøm ofte er relativt uelastisk på kort sikt. Plottet er forenlig med dette, ettersom det faktiske strømforbruket endrer seg lite til tross for betydelige variasjoner i markedsprisen.</w:t>
       </w:r>
     </w:p>
+    <w:p>
+      <w:pPr>
+        <w:pStyle w:val="BodyText"/>
+      </w:pPr>
+      <w:r>
+        <w:t xml:space="preserve">Det er imidlertid viktig å være forsiktig med å tolke dette som en direkte sammenheng mellom markedspris og etterspørsel. Forbrukerne møter ikke nødvendigvis den samme prisen som markedsprisen i datasettet. Norgesprisordningen innebærer at enkelte husholdninger betaler en fast eller regulert pris for strømmen, mens markedsprisen fortsatt varierer. Dermed vil endringer i markedsprisen i mindre grad slå direkte ut i den prisen forbrukeren faktisk betaler. Dette kan bidra til å forklare hvorfor strømforbruket holder seg relativt stabilt selv når markedsprisen varierer.</w:t>
+      </w:r>
+    </w:p>
+    <w:p>
+      <w:pPr>
+        <w:pStyle w:val="BodyText"/>
+      </w:pPr>
+      <w:r>
+        <w:rPr>
+          <w:b/>
+          <w:bCs/>
+        </w:rPr>
+        <w:t xml:space="preserve">Norgesprisordningen</w:t>
+      </w:r>
+    </w:p>
+    <w:p>
+      <w:pPr>
+        <w:pStyle w:val="BodyText"/>
+      </w:pPr>
+      <w:r>
+        <w:t xml:space="preserve">En mulig forklaring på at strømforbruket holder seg relativt stabilt til tross for variasjoner i markedsprisen, er Norgesprisordningen. Norgespris ble innført i oktober 2025 og gir husholdninger som velger ordningen en fast kraftpris på 40 øre/kWh ekskludert merverdiavgift ut 2026. Når spotprisen er høyere enn Norgesprisen, dekker staten differansen, mens kunden betaler differansen dersom spotprisen er lavere. Nettleie, avgifter og eventuelle påslag kommer i tillegg.</w:t>
+      </w:r>
+    </w:p>
+    <w:p>
+      <w:pPr>
+        <w:pStyle w:val="BodyText"/>
+      </w:pPr>
+      <w:r>
+        <w:t xml:space="preserve">Dette innebærer at spotprisen vi observerer i datasettet, ikke nødvendigvis er den samme prisen husholdningene faktisk møter. Sammenhengen mellom markedspris og strømforbruk blir derfor vanskeligere å tolke direkte. Det relativt stabile forbruket kan være forenlig med uelastisk etterspørsel etter strøm på kort sikt, men kan også påvirkes av at husholdningenes faktiske kraftpris er skjermet fra deler av variasjonen i spotprisen.</w:t>
+      </w:r>
+    </w:p>
+    <w:bookmarkEnd w:id="27"/>
     <w:sectPr>
       <w:footnotePr>
         <w:numRestart w:val="eachSect"/>

--- a/Plot for å forstå datasettene/se_pa_strompriser.docx
+++ b/Plot for å forstå datasettene/se_pa_strompriser.docx
@@ -10,13 +10,27 @@
         <w:t xml:space="preserve">Plott for strompriser</w:t>
       </w:r>
     </w:p>
-    <w:bookmarkStart w:id="23" w:name="X43a57cae3765d07697c22546301aadbc1ef3c28"/>
+    <w:bookmarkStart w:id="23" w:name="strømstøtteordningen"/>
     <w:p>
       <w:pPr>
         <w:pStyle w:val="Heading2"/>
       </w:pPr>
       <w:r>
-        <w:t xml:space="preserve">Henter du datasettene som er lagret på datamaskinen</w:t>
+        <w:t xml:space="preserve">Strømstøtteordningen</w:t>
+      </w:r>
+    </w:p>
+    <w:p>
+      <w:pPr>
+        <w:pStyle w:val="FirstParagraph"/>
+      </w:pPr>
+      <w:r>
+        <w:t xml:space="preserve">For å analysere forbruke</w:t>
+      </w:r>
+      <w:r>
+        <w:t xml:space="preserve"> </w:t>
+      </w:r>
+      <w:r>
+        <w:t xml:space="preserve">## Henter du datasettene som er lagret på datamaskinen</w:t>
       </w:r>
     </w:p>
     <w:p>
@@ -151,6 +165,51 @@
           <w:rStyle w:val="StringTok"/>
         </w:rPr>
         <w:t xml:space="preserve">"C:/Users/ragnh/OneDrive/Dokumenter/Termpaper_ECON3170_2026/Datasett/forventing_mot_forbruk_norge.rds"</w:t>
+      </w:r>
+      <w:r>
+        <w:rPr>
+          <w:rStyle w:val="NormalTok"/>
+        </w:rPr>
+        <w:t xml:space="preserve">)</w:t>
+      </w:r>
+      <w:r>
+        <w:br/>
+      </w:r>
+      <w:r>
+        <w:rPr>
+          <w:rStyle w:val="NormalTok"/>
+        </w:rPr>
+        <w:t xml:space="preserve">total_produksjon </w:t>
+      </w:r>
+      <w:r>
+        <w:rPr>
+          <w:rStyle w:val="OtherTok"/>
+        </w:rPr>
+        <w:t xml:space="preserve">&lt;-</w:t>
+      </w:r>
+      <w:r>
+        <w:rPr>
+          <w:rStyle w:val="NormalTok"/>
+        </w:rPr>
+        <w:t xml:space="preserve"> </w:t>
+      </w:r>
+      <w:r>
+        <w:rPr>
+          <w:rStyle w:val="FunctionTok"/>
+        </w:rPr>
+        <w:t xml:space="preserve">readRDS</w:t>
+      </w:r>
+      <w:r>
+        <w:rPr>
+          <w:rStyle w:val="NormalTok"/>
+        </w:rPr>
+        <w:t xml:space="preserve">(</w:t>
+      </w:r>
+      <w:r>
+        <w:rPr>
+          <w:rStyle w:val="StringTok"/>
+        </w:rPr>
+        <w:t xml:space="preserve">"C:/Users/ragnh/OneDrive/Dokumenter/Termpaper_ECON3170_2026/Datasett/total_produksjon.rds"</w:t>
       </w:r>
       <w:r>
         <w:rPr>
@@ -341,7 +400,7 @@
       </w:r>
     </w:p>
     <w:bookmarkEnd w:id="23"/>
-    <w:bookmarkStart w:id="27" w:name="X7a5afe0068a2418d12675d3e16700a723fc14d8"/>
+    <w:bookmarkStart w:id="30" w:name="X7a5afe0068a2418d12675d3e16700a723fc14d8"/>
     <w:p>
       <w:pPr>
         <w:pStyle w:val="Heading1"/>
@@ -473,7 +532,7 @@
       <w:tblGrid>
         <w:gridCol w:w="1440"/>
         <w:gridCol w:w="2592"/>
-        <w:gridCol w:w="6480"/>
+        <w:gridCol w:w="5760"/>
       </w:tblGrid>
       <w:tr>
         <w:trPr>
@@ -1797,7 +1856,316 @@
         <w:t xml:space="preserve">Dette innebærer at spotprisen vi observerer i datasettet, ikke nødvendigvis er den samme prisen husholdningene faktisk møter. Sammenhengen mellom markedspris og strømforbruk blir derfor vanskeligere å tolke direkte. Det relativt stabile forbruket kan være forenlig med uelastisk etterspørsel etter strøm på kort sikt, men kan også påvirkes av at husholdningenes faktiske kraftpris er skjermet fra deler av variasjonen i spotprisen.</w:t>
       </w:r>
     </w:p>
-    <w:bookmarkEnd w:id="27"/>
+    <w:p>
+      <w:pPr>
+        <w:pStyle w:val="SourceCode"/>
+      </w:pPr>
+      <w:r>
+        <w:rPr>
+          <w:rStyle w:val="NormalTok"/>
+        </w:rPr>
+        <w:t xml:space="preserve">p1 </w:t>
+      </w:r>
+      <w:r>
+        <w:rPr>
+          <w:rStyle w:val="OtherTok"/>
+        </w:rPr>
+        <w:t xml:space="preserve">&lt;-</w:t>
+      </w:r>
+      <w:r>
+        <w:rPr>
+          <w:rStyle w:val="NormalTok"/>
+        </w:rPr>
+        <w:t xml:space="preserve"> total_produksjon </w:t>
+      </w:r>
+      <w:r>
+        <w:rPr>
+          <w:rStyle w:val="SpecialCharTok"/>
+        </w:rPr>
+        <w:t xml:space="preserve">|&gt;</w:t>
+      </w:r>
+      <w:r>
+        <w:br/>
+      </w:r>
+      <w:r>
+        <w:rPr>
+          <w:rStyle w:val="NormalTok"/>
+        </w:rPr>
+        <w:t xml:space="preserve">  </w:t>
+      </w:r>
+      <w:r>
+        <w:rPr>
+          <w:rStyle w:val="FunctionTok"/>
+        </w:rPr>
+        <w:t xml:space="preserve">filter</w:t>
+      </w:r>
+      <w:r>
+        <w:rPr>
+          <w:rStyle w:val="NormalTok"/>
+        </w:rPr>
+        <w:t xml:space="preserve">(prisomrade </w:t>
+      </w:r>
+      <w:r>
+        <w:rPr>
+          <w:rStyle w:val="SpecialCharTok"/>
+        </w:rPr>
+        <w:t xml:space="preserve">==</w:t>
+      </w:r>
+      <w:r>
+        <w:rPr>
+          <w:rStyle w:val="NormalTok"/>
+        </w:rPr>
+        <w:t xml:space="preserve"> </w:t>
+      </w:r>
+      <w:r>
+        <w:rPr>
+          <w:rStyle w:val="StringTok"/>
+        </w:rPr>
+        <w:t xml:space="preserve">"NO4"</w:t>
+      </w:r>
+      <w:r>
+        <w:rPr>
+          <w:rStyle w:val="NormalTok"/>
+        </w:rPr>
+        <w:t xml:space="preserve">)</w:t>
+      </w:r>
+      <w:r>
+        <w:rPr>
+          <w:rStyle w:val="SpecialCharTok"/>
+        </w:rPr>
+        <w:t xml:space="preserve">|&gt;</w:t>
+      </w:r>
+      <w:r>
+        <w:br/>
+      </w:r>
+      <w:r>
+        <w:rPr>
+          <w:rStyle w:val="NormalTok"/>
+        </w:rPr>
+        <w:t xml:space="preserve">  </w:t>
+      </w:r>
+      <w:r>
+        <w:rPr>
+          <w:rStyle w:val="FunctionTok"/>
+        </w:rPr>
+        <w:t xml:space="preserve">drop_na</w:t>
+      </w:r>
+      <w:r>
+        <w:rPr>
+          <w:rStyle w:val="NormalTok"/>
+        </w:rPr>
+        <w:t xml:space="preserve">()</w:t>
+      </w:r>
+      <w:r>
+        <w:rPr>
+          <w:rStyle w:val="SpecialCharTok"/>
+        </w:rPr>
+        <w:t xml:space="preserve">|&gt;</w:t>
+      </w:r>
+      <w:r>
+        <w:br/>
+      </w:r>
+      <w:r>
+        <w:rPr>
+          <w:rStyle w:val="NormalTok"/>
+        </w:rPr>
+        <w:t xml:space="preserve">  </w:t>
+      </w:r>
+      <w:r>
+        <w:rPr>
+          <w:rStyle w:val="FunctionTok"/>
+        </w:rPr>
+        <w:t xml:space="preserve">select</w:t>
+      </w:r>
+      <w:r>
+        <w:rPr>
+          <w:rStyle w:val="NormalTok"/>
+        </w:rPr>
+        <w:t xml:space="preserve">(production_MW, produksjonstype, datetime) </w:t>
+      </w:r>
+      <w:r>
+        <w:rPr>
+          <w:rStyle w:val="SpecialCharTok"/>
+        </w:rPr>
+        <w:t xml:space="preserve">|&gt;</w:t>
+      </w:r>
+      <w:r>
+        <w:br/>
+      </w:r>
+      <w:r>
+        <w:rPr>
+          <w:rStyle w:val="NormalTok"/>
+        </w:rPr>
+        <w:t xml:space="preserve">  </w:t>
+      </w:r>
+      <w:r>
+        <w:rPr>
+          <w:rStyle w:val="FunctionTok"/>
+        </w:rPr>
+        <w:t xml:space="preserve">ggplot</w:t>
+      </w:r>
+      <w:r>
+        <w:rPr>
+          <w:rStyle w:val="NormalTok"/>
+        </w:rPr>
+        <w:t xml:space="preserve">(</w:t>
+      </w:r>
+      <w:r>
+        <w:rPr>
+          <w:rStyle w:val="FunctionTok"/>
+        </w:rPr>
+        <w:t xml:space="preserve">aes</w:t>
+      </w:r>
+      <w:r>
+        <w:rPr>
+          <w:rStyle w:val="NormalTok"/>
+        </w:rPr>
+        <w:t xml:space="preserve">(</w:t>
+      </w:r>
+      <w:r>
+        <w:rPr>
+          <w:rStyle w:val="AttributeTok"/>
+        </w:rPr>
+        <w:t xml:space="preserve">x =</w:t>
+      </w:r>
+      <w:r>
+        <w:rPr>
+          <w:rStyle w:val="NormalTok"/>
+        </w:rPr>
+        <w:t xml:space="preserve"> datetime, </w:t>
+      </w:r>
+      <w:r>
+        <w:rPr>
+          <w:rStyle w:val="AttributeTok"/>
+        </w:rPr>
+        <w:t xml:space="preserve">y =</w:t>
+      </w:r>
+      <w:r>
+        <w:rPr>
+          <w:rStyle w:val="NormalTok"/>
+        </w:rPr>
+        <w:t xml:space="preserve"> production_MW, </w:t>
+      </w:r>
+      <w:r>
+        <w:rPr>
+          <w:rStyle w:val="AttributeTok"/>
+        </w:rPr>
+        <w:t xml:space="preserve">fill =</w:t>
+      </w:r>
+      <w:r>
+        <w:rPr>
+          <w:rStyle w:val="NormalTok"/>
+        </w:rPr>
+        <w:t xml:space="preserve"> produksjonstype)) </w:t>
+      </w:r>
+      <w:r>
+        <w:rPr>
+          <w:rStyle w:val="SpecialCharTok"/>
+        </w:rPr>
+        <w:t xml:space="preserve">+</w:t>
+      </w:r>
+      <w:r>
+        <w:rPr>
+          <w:rStyle w:val="NormalTok"/>
+        </w:rPr>
+        <w:t xml:space="preserve"> </w:t>
+      </w:r>
+      <w:r>
+        <w:br/>
+      </w:r>
+      <w:r>
+        <w:rPr>
+          <w:rStyle w:val="NormalTok"/>
+        </w:rPr>
+        <w:t xml:space="preserve">  </w:t>
+      </w:r>
+      <w:r>
+        <w:rPr>
+          <w:rStyle w:val="FunctionTok"/>
+        </w:rPr>
+        <w:t xml:space="preserve">geom_area</w:t>
+      </w:r>
+      <w:r>
+        <w:rPr>
+          <w:rStyle w:val="NormalTok"/>
+        </w:rPr>
+        <w:t xml:space="preserve">()</w:t>
+      </w:r>
+      <w:r>
+        <w:br/>
+      </w:r>
+      <w:r>
+        <w:rPr>
+          <w:rStyle w:val="NormalTok"/>
+        </w:rPr>
+        <w:t xml:space="preserve">  </w:t>
+      </w:r>
+      <w:r>
+        <w:br/>
+      </w:r>
+      <w:r>
+        <w:rPr>
+          <w:rStyle w:val="NormalTok"/>
+        </w:rPr>
+        <w:t xml:space="preserve">p1 </w:t>
+      </w:r>
+    </w:p>
+    <w:p>
+      <w:pPr>
+        <w:pStyle w:val="FirstParagraph"/>
+      </w:pPr>
+      <w:r>
+        <w:drawing>
+          <wp:inline>
+            <wp:extent cx="4620126" cy="3696101"/>
+            <wp:effectExtent b="0" l="0" r="0" t="0"/>
+            <wp:docPr descr="" title="" id="28" name="Picture"/>
+            <a:graphic>
+              <a:graphicData uri="http://schemas.openxmlformats.org/drawingml/2006/picture">
+                <pic:pic>
+                  <pic:nvPicPr>
+                    <pic:cNvPr descr="se_pa_strompriser_files/figure-docx/unnamed-chunk-7-1.png" id="29" name="Picture"/>
+                    <pic:cNvPicPr>
+                      <a:picLocks noChangeArrowheads="1" noChangeAspect="1"/>
+                    </pic:cNvPicPr>
+                  </pic:nvPicPr>
+                  <pic:blipFill>
+                    <a:blip r:embed="rId27"/>
+                    <a:stretch>
+                      <a:fillRect/>
+                    </a:stretch>
+                  </pic:blipFill>
+                  <pic:spPr bwMode="auto">
+                    <a:xfrm>
+                      <a:off x="0" y="0"/>
+                      <a:ext cx="4620126" cy="3696101"/>
+                    </a:xfrm>
+                    <a:prstGeom prst="rect">
+                      <a:avLst/>
+                    </a:prstGeom>
+                    <a:noFill/>
+                    <a:ln w="9525">
+                      <a:noFill/>
+                      <a:headEnd/>
+                      <a:tailEnd/>
+                    </a:ln>
+                  </pic:spPr>
+                </pic:pic>
+              </a:graphicData>
+            </a:graphic>
+          </wp:inline>
+        </w:drawing>
+      </w:r>
+    </w:p>
+    <w:p>
+      <w:pPr>
+        <w:pStyle w:val="BodyText"/>
+      </w:pPr>
+      <w:r>
+        <w:t xml:space="preserve">hei</w:t>
+      </w:r>
+    </w:p>
+    <w:bookmarkEnd w:id="30"/>
     <w:sectPr>
       <w:footnotePr>
         <w:numRestart w:val="eachSect"/>
